--- a/kpluz/docxs/Life Career/Q3_LE3.docx
+++ b/kpluz/docxs/Life Career/Q3_LE3.docx
@@ -42,64 +42,6 @@
           <w:sz w:val="24"/>
           <w:szCs w:val="24"/>
         </w:rPr>
-        <w:pict>
-          <v:rect id="_x0000_i1030" style="width:0;height:.75pt" o:hralign="center" o:hrstd="t" o:hr="t" fillcolor="#a0a0a0" stroked="f"/>
-        </w:pict>
-      </w:r>
-    </w:p>
-    <w:p>
-      <w:pPr>
-        <w:pStyle w:val="ds-markdown-paragraph"/>
-        <w:shd w:val="clear" w:color="auto" w:fill="FFFFFF"/>
-        <w:spacing w:before="240" w:beforeAutospacing="0" w:after="240" w:afterAutospacing="0"/>
-        <w:rPr>
-          <w:rFonts w:ascii="Segoe UI" w:hAnsi="Segoe UI" w:cs="Segoe UI"/>
-          <w:color w:val="0F1115"/>
-        </w:rPr>
-      </w:pPr>
-      <w:r>
-        <w:rPr>
-          <w:rFonts w:ascii="Segoe UI" w:hAnsi="Segoe UI" w:cs="Segoe UI"/>
-          <w:color w:val="0F1115"/>
-        </w:rPr>
-        <w:t>Getting hired is only the beginning. Staying employed, earning trust, and advancing in a career depend largely on how a person behaves at work. Employers consistently rank work behaviors — punctuality, professionalism, respect, communication, and responsible use of resources — among the most important qualities they look for. Technical skills can be taught, but poor work habits are difficult to correct and often lead to termination regardless of talent. Career competence is not just the ability to perform tasks. It is the combination of</w:t>
-      </w:r>
-      <w:bookmarkStart w:id="0" w:name="_GoBack"/>
-      <w:bookmarkEnd w:id="0"/>
-      <w:r>
-        <w:rPr>
-          <w:rFonts w:ascii="Segoe UI" w:hAnsi="Segoe UI" w:cs="Segoe UI"/>
-          <w:color w:val="0F1115"/>
-        </w:rPr>
-        <w:t xml:space="preserve"> skill, attitude, and conduct that makes a person a reliable, valued, and promotable member of a workplace. Understanding and practicing desirable work behaviors prepares students for the expectations of professional life.</w:t>
-      </w:r>
-    </w:p>
-    <w:p>
-      <w:pPr>
-        <w:pStyle w:val="ds-markdown-paragraph"/>
-        <w:shd w:val="clear" w:color="auto" w:fill="FFFFFF"/>
-        <w:spacing w:before="240" w:beforeAutospacing="0" w:after="240" w:afterAutospacing="0"/>
-        <w:rPr>
-          <w:rFonts w:ascii="Segoe UI" w:hAnsi="Segoe UI" w:cs="Segoe UI"/>
-          <w:color w:val="0F1115"/>
-        </w:rPr>
-      </w:pPr>
-      <w:r>
-        <w:rPr>
-          <w:rFonts w:ascii="Segoe UI" w:hAnsi="Segoe UI" w:cs="Segoe UI"/>
-          <w:color w:val="0F1115"/>
-        </w:rPr>
-        <w:t>This reading material examines the importance of desirable work behaviors that impact the development of career competence. It explains appropriate workplace behavior, including workplace etiquette and the management of workplace resources.</w:t>
-      </w:r>
-    </w:p>
-    <w:p>
-      <w:pPr>
-        <w:spacing w:before="480" w:after="480"/>
-        <w:rPr>
-          <w:rFonts w:ascii="Times New Roman" w:hAnsi="Times New Roman" w:cs="Times New Roman"/>
-        </w:rPr>
-      </w:pPr>
-      <w:r>
         <w:pict>
           <v:rect id="_x0000_i1025" style="width:0;height:.75pt" o:hralign="center" o:hrstd="t" o:hr="t" fillcolor="#a0a0a0" stroked="f"/>
         </w:pict>
@@ -107,9 +49,58 @@
     </w:p>
     <w:p>
       <w:pPr>
+        <w:pStyle w:val="ds-markdown-paragraph"/>
+        <w:shd w:val="clear" w:color="auto" w:fill="FFFFFF"/>
+        <w:spacing w:before="240" w:beforeAutospacing="0" w:after="240" w:afterAutospacing="0"/>
+        <w:rPr>
+          <w:rFonts w:ascii="Segoe UI" w:hAnsi="Segoe UI" w:cs="Segoe UI"/>
+          <w:color w:val="0F1115"/>
+        </w:rPr>
+      </w:pPr>
+      <w:r>
+        <w:rPr>
+          <w:rFonts w:ascii="Segoe UI" w:hAnsi="Segoe UI" w:cs="Segoe UI"/>
+          <w:color w:val="0F1115"/>
+        </w:rPr>
+        <w:t>Getting hired is only the beginning. Staying employed, earning trust, and advancing in a career depend largely on how a person behaves at work. Employers consistently rank work behaviors — punctuality, professionalism, respect, communication, and responsible use of resources — among the most important qualities they look for. Technical skills can be taught, but poor work habits are difficult to correct and often lead to termination regardless of talent. Career competence is not just the ability to perform tasks. It is the combination of skill, attitude, and conduct that makes a person a reliable, valued, and promotable member of a workplace. Understanding and practicing desirable work behaviors prepares students for the expectations of professional life.</w:t>
+      </w:r>
+    </w:p>
+    <w:p>
+      <w:pPr>
+        <w:pStyle w:val="ds-markdown-paragraph"/>
+        <w:shd w:val="clear" w:color="auto" w:fill="FFFFFF"/>
+        <w:spacing w:before="240" w:beforeAutospacing="0" w:after="240" w:afterAutospacing="0"/>
+        <w:rPr>
+          <w:rFonts w:ascii="Segoe UI" w:hAnsi="Segoe UI" w:cs="Segoe UI"/>
+          <w:color w:val="0F1115"/>
+        </w:rPr>
+      </w:pPr>
+      <w:r>
+        <w:rPr>
+          <w:rFonts w:ascii="Segoe UI" w:hAnsi="Segoe UI" w:cs="Segoe UI"/>
+          <w:color w:val="0F1115"/>
+        </w:rPr>
+        <w:t>This reading material examines the importance of desirable work behaviors that impact the development of career competence. It explains appropriate workplace behavior, including workplace etiquette and the management of workplace resources.</w:t>
+      </w:r>
+    </w:p>
+    <w:p>
+      <w:pPr>
+        <w:spacing w:before="480" w:after="480"/>
+        <w:rPr>
+          <w:rFonts w:ascii="Times New Roman" w:hAnsi="Times New Roman" w:cs="Times New Roman"/>
+        </w:rPr>
+      </w:pPr>
+      <w:r>
+        <w:pict>
+          <v:rect id="_x0000_i1026" style="width:0;height:.75pt" o:hralign="center" o:hrstd="t" o:hr="t" fillcolor="#a0a0a0" stroked="f"/>
+        </w:pict>
+      </w:r>
+    </w:p>
+    <w:p>
+      <w:pPr>
         <w:pStyle w:val="Heading2"/>
         <w:shd w:val="clear" w:color="auto" w:fill="FFFFFF"/>
-        <w:spacing w:before="480" w:beforeAutospacing="0" w:after="240" w:afterAutospacing="0" w:line="480" w:lineRule="atLeast"/>
+        <w:spacing w:before="480" w:beforeAutospacing="0" w:after="0" w:afterAutospacing="0"/>
         <w:rPr>
           <w:rFonts w:ascii="Segoe UI" w:hAnsi="Segoe UI" w:cs="Segoe UI"/>
           <w:color w:val="0F1115"/>
@@ -131,7 +122,7 @@
       <w:pPr>
         <w:pStyle w:val="ds-markdown-paragraph"/>
         <w:shd w:val="clear" w:color="auto" w:fill="FFFFFF"/>
-        <w:spacing w:before="240" w:beforeAutospacing="0" w:after="240" w:afterAutospacing="0"/>
+        <w:spacing w:before="240" w:beforeAutospacing="0" w:after="0" w:afterAutospacing="0"/>
         <w:rPr>
           <w:rFonts w:ascii="Segoe UI" w:hAnsi="Segoe UI" w:cs="Segoe UI"/>
           <w:color w:val="0F1115"/>
@@ -181,7 +172,7 @@
           </w:tcPr>
           <w:p>
             <w:pPr>
-              <w:spacing w:line="375" w:lineRule="atLeast"/>
+              <w:spacing w:after="0" w:line="240" w:lineRule="auto"/>
               <w:rPr>
                 <w:rFonts w:ascii="Segoe UI" w:hAnsi="Segoe UI" w:cs="Segoe UI"/>
                 <w:sz w:val="23"/>
@@ -215,7 +206,7 @@
           </w:tcPr>
           <w:p>
             <w:pPr>
-              <w:spacing w:line="375" w:lineRule="atLeast"/>
+              <w:spacing w:after="0" w:line="240" w:lineRule="auto"/>
               <w:rPr>
                 <w:rFonts w:ascii="Segoe UI" w:hAnsi="Segoe UI" w:cs="Segoe UI"/>
                 <w:sz w:val="23"/>
@@ -248,7 +239,7 @@
           </w:tcPr>
           <w:p>
             <w:pPr>
-              <w:spacing w:line="375" w:lineRule="atLeast"/>
+              <w:spacing w:after="0" w:line="240" w:lineRule="auto"/>
               <w:rPr>
                 <w:rFonts w:ascii="Segoe UI" w:hAnsi="Segoe UI" w:cs="Segoe UI"/>
                 <w:sz w:val="23"/>
@@ -279,7 +270,7 @@
           </w:tcPr>
           <w:p>
             <w:pPr>
-              <w:spacing w:line="375" w:lineRule="atLeast"/>
+              <w:spacing w:after="0" w:line="240" w:lineRule="auto"/>
               <w:rPr>
                 <w:rFonts w:ascii="Segoe UI" w:hAnsi="Segoe UI" w:cs="Segoe UI"/>
                 <w:sz w:val="23"/>
@@ -312,7 +303,7 @@
           </w:tcPr>
           <w:p>
             <w:pPr>
-              <w:spacing w:line="375" w:lineRule="atLeast"/>
+              <w:spacing w:after="0" w:line="240" w:lineRule="auto"/>
               <w:rPr>
                 <w:rFonts w:ascii="Segoe UI" w:hAnsi="Segoe UI" w:cs="Segoe UI"/>
                 <w:sz w:val="23"/>
@@ -343,7 +334,7 @@
           </w:tcPr>
           <w:p>
             <w:pPr>
-              <w:spacing w:line="375" w:lineRule="atLeast"/>
+              <w:spacing w:after="0" w:line="240" w:lineRule="auto"/>
               <w:rPr>
                 <w:rFonts w:ascii="Segoe UI" w:hAnsi="Segoe UI" w:cs="Segoe UI"/>
                 <w:sz w:val="23"/>
@@ -376,7 +367,7 @@
           </w:tcPr>
           <w:p>
             <w:pPr>
-              <w:spacing w:line="375" w:lineRule="atLeast"/>
+              <w:spacing w:after="0" w:line="240" w:lineRule="auto"/>
               <w:rPr>
                 <w:rFonts w:ascii="Segoe UI" w:hAnsi="Segoe UI" w:cs="Segoe UI"/>
                 <w:sz w:val="23"/>
@@ -407,7 +398,7 @@
           </w:tcPr>
           <w:p>
             <w:pPr>
-              <w:spacing w:line="375" w:lineRule="atLeast"/>
+              <w:spacing w:after="0" w:line="240" w:lineRule="auto"/>
               <w:rPr>
                 <w:rFonts w:ascii="Segoe UI" w:hAnsi="Segoe UI" w:cs="Segoe UI"/>
                 <w:sz w:val="23"/>
@@ -440,20 +431,19 @@
           </w:tcPr>
           <w:p>
             <w:pPr>
-              <w:spacing w:line="375" w:lineRule="atLeast"/>
-              <w:rPr>
-                <w:rFonts w:ascii="Segoe UI" w:hAnsi="Segoe UI" w:cs="Segoe UI"/>
-                <w:sz w:val="23"/>
-                <w:szCs w:val="23"/>
-              </w:rPr>
-            </w:pPr>
-            <w:r>
-              <w:rPr>
-                <w:rFonts w:ascii="Segoe UI" w:hAnsi="Segoe UI" w:cs="Segoe UI"/>
-                <w:sz w:val="23"/>
-                <w:szCs w:val="23"/>
-              </w:rPr>
-              <w:lastRenderedPageBreak/>
+              <w:spacing w:after="0" w:line="240" w:lineRule="auto"/>
+              <w:rPr>
+                <w:rFonts w:ascii="Segoe UI" w:hAnsi="Segoe UI" w:cs="Segoe UI"/>
+                <w:sz w:val="23"/>
+                <w:szCs w:val="23"/>
+              </w:rPr>
+            </w:pPr>
+            <w:r>
+              <w:rPr>
+                <w:rFonts w:ascii="Segoe UI" w:hAnsi="Segoe UI" w:cs="Segoe UI"/>
+                <w:sz w:val="23"/>
+                <w:szCs w:val="23"/>
+              </w:rPr>
               <w:t>Enhances reputation</w:t>
             </w:r>
           </w:p>
@@ -472,7 +462,7 @@
           </w:tcPr>
           <w:p>
             <w:pPr>
-              <w:spacing w:line="375" w:lineRule="atLeast"/>
+              <w:spacing w:after="0" w:line="240" w:lineRule="auto"/>
               <w:rPr>
                 <w:rFonts w:ascii="Segoe UI" w:hAnsi="Segoe UI" w:cs="Segoe UI"/>
                 <w:sz w:val="23"/>
@@ -505,7 +495,7 @@
           </w:tcPr>
           <w:p>
             <w:pPr>
-              <w:spacing w:line="375" w:lineRule="atLeast"/>
+              <w:spacing w:after="0" w:line="240" w:lineRule="auto"/>
               <w:rPr>
                 <w:rFonts w:ascii="Segoe UI" w:hAnsi="Segoe UI" w:cs="Segoe UI"/>
                 <w:sz w:val="23"/>
@@ -536,7 +526,7 @@
           </w:tcPr>
           <w:p>
             <w:pPr>
-              <w:spacing w:line="375" w:lineRule="atLeast"/>
+              <w:spacing w:after="0" w:line="240" w:lineRule="auto"/>
               <w:rPr>
                 <w:rFonts w:ascii="Segoe UI" w:hAnsi="Segoe UI" w:cs="Segoe UI"/>
                 <w:sz w:val="23"/>
@@ -569,19 +559,20 @@
           </w:tcPr>
           <w:p>
             <w:pPr>
-              <w:spacing w:line="375" w:lineRule="atLeast"/>
-              <w:rPr>
-                <w:rFonts w:ascii="Segoe UI" w:hAnsi="Segoe UI" w:cs="Segoe UI"/>
-                <w:sz w:val="23"/>
-                <w:szCs w:val="23"/>
-              </w:rPr>
-            </w:pPr>
-            <w:r>
-              <w:rPr>
-                <w:rFonts w:ascii="Segoe UI" w:hAnsi="Segoe UI" w:cs="Segoe UI"/>
-                <w:sz w:val="23"/>
-                <w:szCs w:val="23"/>
-              </w:rPr>
+              <w:spacing w:after="0" w:line="240" w:lineRule="auto"/>
+              <w:rPr>
+                <w:rFonts w:ascii="Segoe UI" w:hAnsi="Segoe UI" w:cs="Segoe UI"/>
+                <w:sz w:val="23"/>
+                <w:szCs w:val="23"/>
+              </w:rPr>
+            </w:pPr>
+            <w:r>
+              <w:rPr>
+                <w:rFonts w:ascii="Segoe UI" w:hAnsi="Segoe UI" w:cs="Segoe UI"/>
+                <w:sz w:val="23"/>
+                <w:szCs w:val="23"/>
+              </w:rPr>
+              <w:lastRenderedPageBreak/>
               <w:t>Supports well-being</w:t>
             </w:r>
           </w:p>
@@ -600,7 +591,7 @@
           </w:tcPr>
           <w:p>
             <w:pPr>
-              <w:spacing w:line="375" w:lineRule="atLeast"/>
+              <w:spacing w:after="0" w:line="240" w:lineRule="auto"/>
               <w:rPr>
                 <w:rFonts w:ascii="Segoe UI" w:hAnsi="Segoe UI" w:cs="Segoe UI"/>
                 <w:sz w:val="23"/>
@@ -623,7 +614,7 @@
       <w:pPr>
         <w:pStyle w:val="ds-markdown-paragraph"/>
         <w:shd w:val="clear" w:color="auto" w:fill="FFFFFF"/>
-        <w:spacing w:before="240" w:beforeAutospacing="0" w:after="240" w:afterAutospacing="0"/>
+        <w:spacing w:before="240" w:beforeAutospacing="0" w:after="0" w:afterAutospacing="0"/>
         <w:rPr>
           <w:rFonts w:ascii="Segoe UI" w:hAnsi="Segoe UI" w:cs="Segoe UI"/>
           <w:color w:val="0F1115"/>
@@ -647,14 +638,14 @@
     </w:p>
     <w:p>
       <w:pPr>
-        <w:spacing w:before="480" w:after="480"/>
+        <w:spacing w:before="480" w:after="0" w:line="240" w:lineRule="auto"/>
         <w:rPr>
           <w:rFonts w:ascii="Times New Roman" w:hAnsi="Times New Roman" w:cs="Times New Roman"/>
         </w:rPr>
       </w:pPr>
       <w:r>
         <w:pict>
-          <v:rect id="_x0000_i1026" style="width:0;height:.75pt" o:hralign="center" o:hrstd="t" o:hr="t" fillcolor="#a0a0a0" stroked="f"/>
+          <v:rect id="_x0000_i1027" style="width:0;height:.75pt" o:hralign="center" o:hrstd="t" o:hr="t" fillcolor="#a0a0a0" stroked="f"/>
         </w:pict>
       </w:r>
     </w:p>
@@ -662,7 +653,7 @@
       <w:pPr>
         <w:pStyle w:val="Heading2"/>
         <w:shd w:val="clear" w:color="auto" w:fill="FFFFFF"/>
-        <w:spacing w:before="480" w:beforeAutospacing="0" w:after="240" w:afterAutospacing="0" w:line="480" w:lineRule="atLeast"/>
+        <w:spacing w:before="480" w:beforeAutospacing="0" w:after="0" w:afterAutospacing="0"/>
         <w:rPr>
           <w:rFonts w:ascii="Segoe UI" w:hAnsi="Segoe UI" w:cs="Segoe UI"/>
           <w:color w:val="0F1115"/>
@@ -684,7 +675,7 @@
       <w:pPr>
         <w:pStyle w:val="ds-markdown-paragraph"/>
         <w:shd w:val="clear" w:color="auto" w:fill="FFFFFF"/>
-        <w:spacing w:before="240" w:beforeAutospacing="0" w:after="240" w:afterAutospacing="0"/>
+        <w:spacing w:before="240" w:beforeAutospacing="0" w:after="0" w:afterAutospacing="0"/>
         <w:rPr>
           <w:rFonts w:ascii="Segoe UI" w:hAnsi="Segoe UI" w:cs="Segoe UI"/>
           <w:color w:val="0F1115"/>
@@ -702,7 +693,7 @@
       <w:pPr>
         <w:pStyle w:val="Heading3"/>
         <w:shd w:val="clear" w:color="auto" w:fill="FFFFFF"/>
-        <w:spacing w:before="480" w:beforeAutospacing="0" w:after="240" w:afterAutospacing="0" w:line="450" w:lineRule="atLeast"/>
+        <w:spacing w:before="480" w:beforeAutospacing="0" w:after="0" w:afterAutospacing="0"/>
         <w:rPr>
           <w:rFonts w:ascii="Segoe UI" w:hAnsi="Segoe UI" w:cs="Segoe UI"/>
           <w:color w:val="0F1115"/>
@@ -724,7 +715,7 @@
       <w:pPr>
         <w:pStyle w:val="ds-markdown-paragraph"/>
         <w:shd w:val="clear" w:color="auto" w:fill="FFFFFF"/>
-        <w:spacing w:before="240" w:beforeAutospacing="0" w:after="240" w:afterAutospacing="0"/>
+        <w:spacing w:before="240" w:beforeAutospacing="0" w:after="0" w:afterAutospacing="0"/>
         <w:rPr>
           <w:rFonts w:ascii="Segoe UI" w:hAnsi="Segoe UI" w:cs="Segoe UI"/>
           <w:color w:val="0F1115"/>
@@ -750,7 +741,7 @@
       <w:pPr>
         <w:pStyle w:val="Heading4"/>
         <w:shd w:val="clear" w:color="auto" w:fill="FFFFFF"/>
-        <w:spacing w:before="240" w:beforeAutospacing="0" w:after="240" w:afterAutospacing="0" w:line="420" w:lineRule="atLeast"/>
+        <w:spacing w:before="240" w:beforeAutospacing="0" w:after="0" w:afterAutospacing="0"/>
         <w:rPr>
           <w:rFonts w:ascii="Segoe UI" w:hAnsi="Segoe UI" w:cs="Segoe UI"/>
           <w:color w:val="0F1115"/>
@@ -768,7 +759,7 @@
       <w:pPr>
         <w:pStyle w:val="ds-markdown-paragraph"/>
         <w:shd w:val="clear" w:color="auto" w:fill="FFFFFF"/>
-        <w:spacing w:before="240" w:beforeAutospacing="0" w:after="240" w:afterAutospacing="0"/>
+        <w:spacing w:before="240" w:beforeAutospacing="0" w:after="0" w:afterAutospacing="0"/>
         <w:rPr>
           <w:rFonts w:ascii="Segoe UI" w:hAnsi="Segoe UI" w:cs="Segoe UI"/>
           <w:color w:val="0F1115"/>
@@ -818,7 +809,7 @@
           </w:tcPr>
           <w:p>
             <w:pPr>
-              <w:spacing w:line="375" w:lineRule="atLeast"/>
+              <w:spacing w:after="0" w:line="240" w:lineRule="auto"/>
               <w:rPr>
                 <w:rFonts w:ascii="Segoe UI" w:hAnsi="Segoe UI" w:cs="Segoe UI"/>
                 <w:sz w:val="23"/>
@@ -852,7 +843,7 @@
           </w:tcPr>
           <w:p>
             <w:pPr>
-              <w:spacing w:line="375" w:lineRule="atLeast"/>
+              <w:spacing w:after="0" w:line="240" w:lineRule="auto"/>
               <w:rPr>
                 <w:rFonts w:ascii="Segoe UI" w:hAnsi="Segoe UI" w:cs="Segoe UI"/>
                 <w:sz w:val="23"/>
@@ -885,20 +876,19 @@
           </w:tcPr>
           <w:p>
             <w:pPr>
-              <w:spacing w:line="375" w:lineRule="atLeast"/>
-              <w:rPr>
-                <w:rFonts w:ascii="Segoe UI" w:hAnsi="Segoe UI" w:cs="Segoe UI"/>
-                <w:sz w:val="23"/>
-                <w:szCs w:val="23"/>
-              </w:rPr>
-            </w:pPr>
-            <w:r>
-              <w:rPr>
-                <w:rFonts w:ascii="Segoe UI" w:hAnsi="Segoe UI" w:cs="Segoe UI"/>
-                <w:sz w:val="23"/>
-                <w:szCs w:val="23"/>
-              </w:rPr>
-              <w:lastRenderedPageBreak/>
+              <w:spacing w:after="0" w:line="240" w:lineRule="auto"/>
+              <w:rPr>
+                <w:rFonts w:ascii="Segoe UI" w:hAnsi="Segoe UI" w:cs="Segoe UI"/>
+                <w:sz w:val="23"/>
+                <w:szCs w:val="23"/>
+              </w:rPr>
+            </w:pPr>
+            <w:r>
+              <w:rPr>
+                <w:rFonts w:ascii="Segoe UI" w:hAnsi="Segoe UI" w:cs="Segoe UI"/>
+                <w:sz w:val="23"/>
+                <w:szCs w:val="23"/>
+              </w:rPr>
               <w:t>Arriving on time</w:t>
             </w:r>
           </w:p>
@@ -917,7 +907,7 @@
           </w:tcPr>
           <w:p>
             <w:pPr>
-              <w:spacing w:line="375" w:lineRule="atLeast"/>
+              <w:spacing w:after="0" w:line="240" w:lineRule="auto"/>
               <w:rPr>
                 <w:rFonts w:ascii="Segoe UI" w:hAnsi="Segoe UI" w:cs="Segoe UI"/>
                 <w:sz w:val="23"/>
@@ -950,7 +940,7 @@
           </w:tcPr>
           <w:p>
             <w:pPr>
-              <w:spacing w:line="375" w:lineRule="atLeast"/>
+              <w:spacing w:after="0" w:line="240" w:lineRule="auto"/>
               <w:rPr>
                 <w:rFonts w:ascii="Segoe UI" w:hAnsi="Segoe UI" w:cs="Segoe UI"/>
                 <w:sz w:val="23"/>
@@ -981,7 +971,7 @@
           </w:tcPr>
           <w:p>
             <w:pPr>
-              <w:spacing w:line="375" w:lineRule="atLeast"/>
+              <w:spacing w:after="0" w:line="240" w:lineRule="auto"/>
               <w:rPr>
                 <w:rFonts w:ascii="Segoe UI" w:hAnsi="Segoe UI" w:cs="Segoe UI"/>
                 <w:sz w:val="23"/>
@@ -1014,7 +1004,7 @@
           </w:tcPr>
           <w:p>
             <w:pPr>
-              <w:spacing w:line="375" w:lineRule="atLeast"/>
+              <w:spacing w:after="0" w:line="240" w:lineRule="auto"/>
               <w:rPr>
                 <w:rFonts w:ascii="Segoe UI" w:hAnsi="Segoe UI" w:cs="Segoe UI"/>
                 <w:sz w:val="23"/>
@@ -1045,7 +1035,7 @@
           </w:tcPr>
           <w:p>
             <w:pPr>
-              <w:spacing w:line="375" w:lineRule="atLeast"/>
+              <w:spacing w:after="0" w:line="240" w:lineRule="auto"/>
               <w:rPr>
                 <w:rFonts w:ascii="Segoe UI" w:hAnsi="Segoe UI" w:cs="Segoe UI"/>
                 <w:sz w:val="23"/>
@@ -1078,7 +1068,7 @@
           </w:tcPr>
           <w:p>
             <w:pPr>
-              <w:spacing w:line="375" w:lineRule="atLeast"/>
+              <w:spacing w:after="0" w:line="240" w:lineRule="auto"/>
               <w:rPr>
                 <w:rFonts w:ascii="Segoe UI" w:hAnsi="Segoe UI" w:cs="Segoe UI"/>
                 <w:sz w:val="23"/>
@@ -1109,7 +1099,7 @@
           </w:tcPr>
           <w:p>
             <w:pPr>
-              <w:spacing w:line="375" w:lineRule="atLeast"/>
+              <w:spacing w:after="0" w:line="240" w:lineRule="auto"/>
               <w:rPr>
                 <w:rFonts w:ascii="Segoe UI" w:hAnsi="Segoe UI" w:cs="Segoe UI"/>
                 <w:sz w:val="23"/>
@@ -1132,7 +1122,7 @@
       <w:pPr>
         <w:pStyle w:val="ds-markdown-paragraph"/>
         <w:shd w:val="clear" w:color="auto" w:fill="FFFFFF"/>
-        <w:spacing w:before="240" w:beforeAutospacing="0" w:after="240" w:afterAutospacing="0"/>
+        <w:spacing w:before="240" w:beforeAutospacing="0" w:after="0" w:afterAutospacing="0"/>
         <w:rPr>
           <w:rFonts w:ascii="Segoe UI" w:hAnsi="Segoe UI" w:cs="Segoe UI"/>
           <w:color w:val="0F1115"/>
@@ -1156,9 +1146,28 @@
     </w:p>
     <w:p>
       <w:pPr>
+        <w:rPr>
+          <w:rFonts w:ascii="Segoe UI" w:eastAsia="Times New Roman" w:hAnsi="Segoe UI" w:cs="Segoe UI"/>
+          <w:b/>
+          <w:bCs/>
+          <w:color w:val="0F1115"/>
+          <w:sz w:val="24"/>
+          <w:szCs w:val="24"/>
+        </w:rPr>
+      </w:pPr>
+      <w:r>
+        <w:rPr>
+          <w:rFonts w:ascii="Segoe UI" w:hAnsi="Segoe UI" w:cs="Segoe UI"/>
+          <w:color w:val="0F1115"/>
+        </w:rPr>
+        <w:br w:type="page"/>
+      </w:r>
+    </w:p>
+    <w:p>
+      <w:pPr>
         <w:pStyle w:val="Heading4"/>
         <w:shd w:val="clear" w:color="auto" w:fill="FFFFFF"/>
-        <w:spacing w:before="240" w:beforeAutospacing="0" w:after="240" w:afterAutospacing="0" w:line="420" w:lineRule="atLeast"/>
+        <w:spacing w:before="240" w:beforeAutospacing="0" w:after="0" w:afterAutospacing="0"/>
         <w:rPr>
           <w:rFonts w:ascii="Segoe UI" w:hAnsi="Segoe UI" w:cs="Segoe UI"/>
           <w:color w:val="0F1115"/>
@@ -1169,6 +1178,7 @@
           <w:rFonts w:ascii="Segoe UI" w:hAnsi="Segoe UI" w:cs="Segoe UI"/>
           <w:color w:val="0F1115"/>
         </w:rPr>
+        <w:lastRenderedPageBreak/>
         <w:t>2. Appearance and Grooming</w:t>
       </w:r>
     </w:p>
@@ -1176,7 +1186,7 @@
       <w:pPr>
         <w:pStyle w:val="ds-markdown-paragraph"/>
         <w:shd w:val="clear" w:color="auto" w:fill="FFFFFF"/>
-        <w:spacing w:before="240" w:beforeAutospacing="0" w:after="240" w:afterAutospacing="0"/>
+        <w:spacing w:before="240" w:beforeAutospacing="0" w:after="0" w:afterAutospacing="0"/>
         <w:rPr>
           <w:rFonts w:ascii="Segoe UI" w:hAnsi="Segoe UI" w:cs="Segoe UI"/>
           <w:color w:val="0F1115"/>
@@ -1192,7 +1202,7 @@
     </w:p>
     <w:tbl>
       <w:tblPr>
-        <w:tblW w:w="11280" w:type="dxa"/>
+        <w:tblW w:w="10996" w:type="dxa"/>
         <w:tblCellMar>
           <w:top w:w="15" w:type="dxa"/>
           <w:left w:w="15" w:type="dxa"/>
@@ -1202,7 +1212,7 @@
         <w:tblLook w:val="04A0" w:firstRow="1" w:lastRow="0" w:firstColumn="1" w:lastColumn="0" w:noHBand="0" w:noVBand="1"/>
       </w:tblPr>
       <w:tblGrid>
-        <w:gridCol w:w="4514"/>
+        <w:gridCol w:w="4230"/>
         <w:gridCol w:w="6766"/>
       </w:tblGrid>
       <w:tr>
@@ -1211,7 +1221,7 @@
         </w:trPr>
         <w:tc>
           <w:tcPr>
-            <w:tcW w:w="0" w:type="auto"/>
+            <w:tcW w:w="4230" w:type="dxa"/>
             <w:tcBorders>
               <w:top w:val="nil"/>
             </w:tcBorders>
@@ -1226,7 +1236,7 @@
           </w:tcPr>
           <w:p>
             <w:pPr>
-              <w:spacing w:line="375" w:lineRule="atLeast"/>
+              <w:spacing w:after="0" w:line="240" w:lineRule="auto"/>
               <w:rPr>
                 <w:rFonts w:ascii="Segoe UI" w:hAnsi="Segoe UI" w:cs="Segoe UI"/>
                 <w:sz w:val="23"/>
@@ -1260,7 +1270,7 @@
           </w:tcPr>
           <w:p>
             <w:pPr>
-              <w:spacing w:line="375" w:lineRule="atLeast"/>
+              <w:spacing w:after="0" w:line="240" w:lineRule="auto"/>
               <w:rPr>
                 <w:rFonts w:ascii="Segoe UI" w:hAnsi="Segoe UI" w:cs="Segoe UI"/>
                 <w:sz w:val="23"/>
@@ -1281,7 +1291,7 @@
       <w:tr>
         <w:tc>
           <w:tcPr>
-            <w:tcW w:w="0" w:type="auto"/>
+            <w:tcW w:w="4230" w:type="dxa"/>
             <w:tcMar>
               <w:top w:w="150" w:type="dxa"/>
               <w:left w:w="0" w:type="dxa"/>
@@ -1293,7 +1303,7 @@
           </w:tcPr>
           <w:p>
             <w:pPr>
-              <w:spacing w:line="375" w:lineRule="atLeast"/>
+              <w:spacing w:after="0" w:line="240" w:lineRule="auto"/>
               <w:rPr>
                 <w:rFonts w:ascii="Segoe UI" w:hAnsi="Segoe UI" w:cs="Segoe UI"/>
                 <w:sz w:val="23"/>
@@ -1324,7 +1334,7 @@
           </w:tcPr>
           <w:p>
             <w:pPr>
-              <w:spacing w:line="375" w:lineRule="atLeast"/>
+              <w:spacing w:after="0" w:line="240" w:lineRule="auto"/>
               <w:rPr>
                 <w:rFonts w:ascii="Segoe UI" w:hAnsi="Segoe UI" w:cs="Segoe UI"/>
                 <w:sz w:val="23"/>
@@ -1345,7 +1355,7 @@
       <w:tr>
         <w:tc>
           <w:tcPr>
-            <w:tcW w:w="0" w:type="auto"/>
+            <w:tcW w:w="4230" w:type="dxa"/>
             <w:tcMar>
               <w:top w:w="150" w:type="dxa"/>
               <w:left w:w="0" w:type="dxa"/>
@@ -1357,7 +1367,7 @@
           </w:tcPr>
           <w:p>
             <w:pPr>
-              <w:spacing w:line="375" w:lineRule="atLeast"/>
+              <w:spacing w:after="0" w:line="240" w:lineRule="auto"/>
               <w:rPr>
                 <w:rFonts w:ascii="Segoe UI" w:hAnsi="Segoe UI" w:cs="Segoe UI"/>
                 <w:sz w:val="23"/>
@@ -1388,7 +1398,7 @@
           </w:tcPr>
           <w:p>
             <w:pPr>
-              <w:spacing w:line="375" w:lineRule="atLeast"/>
+              <w:spacing w:after="0" w:line="240" w:lineRule="auto"/>
               <w:rPr>
                 <w:rFonts w:ascii="Segoe UI" w:hAnsi="Segoe UI" w:cs="Segoe UI"/>
                 <w:sz w:val="23"/>
@@ -1409,7 +1419,7 @@
       <w:tr>
         <w:tc>
           <w:tcPr>
-            <w:tcW w:w="0" w:type="auto"/>
+            <w:tcW w:w="4230" w:type="dxa"/>
             <w:tcMar>
               <w:top w:w="150" w:type="dxa"/>
               <w:left w:w="0" w:type="dxa"/>
@@ -1421,7 +1431,7 @@
           </w:tcPr>
           <w:p>
             <w:pPr>
-              <w:spacing w:line="375" w:lineRule="atLeast"/>
+              <w:spacing w:after="0" w:line="240" w:lineRule="auto"/>
               <w:rPr>
                 <w:rFonts w:ascii="Segoe UI" w:hAnsi="Segoe UI" w:cs="Segoe UI"/>
                 <w:sz w:val="23"/>
@@ -1452,7 +1462,7 @@
           </w:tcPr>
           <w:p>
             <w:pPr>
-              <w:spacing w:line="375" w:lineRule="atLeast"/>
+              <w:spacing w:after="0" w:line="240" w:lineRule="auto"/>
               <w:rPr>
                 <w:rFonts w:ascii="Segoe UI" w:hAnsi="Segoe UI" w:cs="Segoe UI"/>
                 <w:sz w:val="23"/>
@@ -1473,7 +1483,7 @@
       <w:tr>
         <w:tc>
           <w:tcPr>
-            <w:tcW w:w="0" w:type="auto"/>
+            <w:tcW w:w="4230" w:type="dxa"/>
             <w:tcMar>
               <w:top w:w="150" w:type="dxa"/>
               <w:left w:w="0" w:type="dxa"/>
@@ -1485,7 +1495,7 @@
           </w:tcPr>
           <w:p>
             <w:pPr>
-              <w:spacing w:line="375" w:lineRule="atLeast"/>
+              <w:spacing w:after="0" w:line="240" w:lineRule="auto"/>
               <w:rPr>
                 <w:rFonts w:ascii="Segoe UI" w:hAnsi="Segoe UI" w:cs="Segoe UI"/>
                 <w:sz w:val="23"/>
@@ -1516,7 +1526,7 @@
           </w:tcPr>
           <w:p>
             <w:pPr>
-              <w:spacing w:line="375" w:lineRule="atLeast"/>
+              <w:spacing w:after="0" w:line="240" w:lineRule="auto"/>
               <w:rPr>
                 <w:rFonts w:ascii="Segoe UI" w:hAnsi="Segoe UI" w:cs="Segoe UI"/>
                 <w:sz w:val="23"/>
@@ -1539,7 +1549,7 @@
       <w:pPr>
         <w:pStyle w:val="ds-markdown-paragraph"/>
         <w:shd w:val="clear" w:color="auto" w:fill="FFFFFF"/>
-        <w:spacing w:before="240" w:beforeAutospacing="0" w:after="240" w:afterAutospacing="0"/>
+        <w:spacing w:before="240" w:beforeAutospacing="0" w:after="0" w:afterAutospacing="0"/>
         <w:rPr>
           <w:rFonts w:ascii="Segoe UI" w:hAnsi="Segoe UI" w:cs="Segoe UI"/>
           <w:color w:val="0F1115"/>
@@ -1565,7 +1575,7 @@
       <w:pPr>
         <w:pStyle w:val="Heading4"/>
         <w:shd w:val="clear" w:color="auto" w:fill="FFFFFF"/>
-        <w:spacing w:before="240" w:beforeAutospacing="0" w:after="240" w:afterAutospacing="0" w:line="420" w:lineRule="atLeast"/>
+        <w:spacing w:before="240" w:beforeAutospacing="0" w:after="0" w:afterAutospacing="0"/>
         <w:rPr>
           <w:rFonts w:ascii="Segoe UI" w:hAnsi="Segoe UI" w:cs="Segoe UI"/>
           <w:color w:val="0F1115"/>
@@ -1583,7 +1593,7 @@
       <w:pPr>
         <w:pStyle w:val="ds-markdown-paragraph"/>
         <w:shd w:val="clear" w:color="auto" w:fill="FFFFFF"/>
-        <w:spacing w:before="240" w:beforeAutospacing="0" w:after="240" w:afterAutospacing="0"/>
+        <w:spacing w:before="240" w:beforeAutospacing="0" w:after="0" w:afterAutospacing="0"/>
         <w:rPr>
           <w:rFonts w:ascii="Segoe UI" w:hAnsi="Segoe UI" w:cs="Segoe UI"/>
           <w:color w:val="0F1115"/>
@@ -1594,7 +1604,6 @@
           <w:rFonts w:ascii="Segoe UI" w:hAnsi="Segoe UI" w:cs="Segoe UI"/>
           <w:color w:val="0F1115"/>
         </w:rPr>
-        <w:lastRenderedPageBreak/>
         <w:t>Respect means treating others with dignity regardless of position, background, or personal differences.</w:t>
       </w:r>
     </w:p>
@@ -1634,7 +1643,7 @@
           </w:tcPr>
           <w:p>
             <w:pPr>
-              <w:spacing w:line="375" w:lineRule="atLeast"/>
+              <w:spacing w:after="0" w:line="240" w:lineRule="auto"/>
               <w:rPr>
                 <w:rFonts w:ascii="Segoe UI" w:hAnsi="Segoe UI" w:cs="Segoe UI"/>
                 <w:sz w:val="23"/>
@@ -1668,7 +1677,7 @@
           </w:tcPr>
           <w:p>
             <w:pPr>
-              <w:spacing w:line="375" w:lineRule="atLeast"/>
+              <w:spacing w:after="0" w:line="240" w:lineRule="auto"/>
               <w:rPr>
                 <w:rFonts w:ascii="Segoe UI" w:hAnsi="Segoe UI" w:cs="Segoe UI"/>
                 <w:sz w:val="23"/>
@@ -1701,7 +1710,7 @@
           </w:tcPr>
           <w:p>
             <w:pPr>
-              <w:spacing w:line="375" w:lineRule="atLeast"/>
+              <w:spacing w:after="0" w:line="240" w:lineRule="auto"/>
               <w:rPr>
                 <w:rFonts w:ascii="Segoe UI" w:hAnsi="Segoe UI" w:cs="Segoe UI"/>
                 <w:sz w:val="23"/>
@@ -1732,7 +1741,7 @@
           </w:tcPr>
           <w:p>
             <w:pPr>
-              <w:spacing w:line="375" w:lineRule="atLeast"/>
+              <w:spacing w:after="0" w:line="240" w:lineRule="auto"/>
               <w:rPr>
                 <w:rFonts w:ascii="Segoe UI" w:hAnsi="Segoe UI" w:cs="Segoe UI"/>
                 <w:sz w:val="23"/>
@@ -1765,7 +1774,7 @@
           </w:tcPr>
           <w:p>
             <w:pPr>
-              <w:spacing w:line="375" w:lineRule="atLeast"/>
+              <w:spacing w:after="0" w:line="240" w:lineRule="auto"/>
               <w:rPr>
                 <w:rFonts w:ascii="Segoe UI" w:hAnsi="Segoe UI" w:cs="Segoe UI"/>
                 <w:sz w:val="23"/>
@@ -1796,7 +1805,7 @@
           </w:tcPr>
           <w:p>
             <w:pPr>
-              <w:spacing w:line="375" w:lineRule="atLeast"/>
+              <w:spacing w:after="0" w:line="240" w:lineRule="auto"/>
               <w:rPr>
                 <w:rFonts w:ascii="Segoe UI" w:hAnsi="Segoe UI" w:cs="Segoe UI"/>
                 <w:sz w:val="23"/>
@@ -1829,7 +1838,7 @@
           </w:tcPr>
           <w:p>
             <w:pPr>
-              <w:spacing w:line="375" w:lineRule="atLeast"/>
+              <w:spacing w:after="0" w:line="240" w:lineRule="auto"/>
               <w:rPr>
                 <w:rFonts w:ascii="Segoe UI" w:hAnsi="Segoe UI" w:cs="Segoe UI"/>
                 <w:sz w:val="23"/>
@@ -1860,7 +1869,7 @@
           </w:tcPr>
           <w:p>
             <w:pPr>
-              <w:spacing w:line="375" w:lineRule="atLeast"/>
+              <w:spacing w:after="0" w:line="240" w:lineRule="auto"/>
               <w:rPr>
                 <w:rFonts w:ascii="Segoe UI" w:hAnsi="Segoe UI" w:cs="Segoe UI"/>
                 <w:sz w:val="23"/>
@@ -1893,7 +1902,7 @@
           </w:tcPr>
           <w:p>
             <w:pPr>
-              <w:spacing w:line="375" w:lineRule="atLeast"/>
+              <w:spacing w:after="0" w:line="240" w:lineRule="auto"/>
               <w:rPr>
                 <w:rFonts w:ascii="Segoe UI" w:hAnsi="Segoe UI" w:cs="Segoe UI"/>
                 <w:sz w:val="23"/>
@@ -1924,7 +1933,7 @@
           </w:tcPr>
           <w:p>
             <w:pPr>
-              <w:spacing w:line="375" w:lineRule="atLeast"/>
+              <w:spacing w:after="0" w:line="240" w:lineRule="auto"/>
               <w:rPr>
                 <w:rFonts w:ascii="Segoe UI" w:hAnsi="Segoe UI" w:cs="Segoe UI"/>
                 <w:sz w:val="23"/>
@@ -1957,7 +1966,7 @@
           </w:tcPr>
           <w:p>
             <w:pPr>
-              <w:spacing w:line="375" w:lineRule="atLeast"/>
+              <w:spacing w:after="0" w:line="240" w:lineRule="auto"/>
               <w:rPr>
                 <w:rFonts w:ascii="Segoe UI" w:hAnsi="Segoe UI" w:cs="Segoe UI"/>
                 <w:sz w:val="23"/>
@@ -1988,7 +1997,7 @@
           </w:tcPr>
           <w:p>
             <w:pPr>
-              <w:spacing w:line="375" w:lineRule="atLeast"/>
+              <w:spacing w:after="0" w:line="240" w:lineRule="auto"/>
               <w:rPr>
                 <w:rFonts w:ascii="Segoe UI" w:hAnsi="Segoe UI" w:cs="Segoe UI"/>
                 <w:sz w:val="23"/>
@@ -2011,7 +2020,7 @@
       <w:pPr>
         <w:pStyle w:val="ds-markdown-paragraph"/>
         <w:shd w:val="clear" w:color="auto" w:fill="FFFFFF"/>
-        <w:spacing w:before="240" w:beforeAutospacing="0" w:after="240" w:afterAutospacing="0"/>
+        <w:spacing w:before="240" w:beforeAutospacing="0" w:after="0" w:afterAutospacing="0"/>
         <w:rPr>
           <w:rFonts w:ascii="Segoe UI" w:hAnsi="Segoe UI" w:cs="Segoe UI"/>
           <w:color w:val="0F1115"/>
@@ -2035,9 +2044,28 @@
     </w:p>
     <w:p>
       <w:pPr>
+        <w:rPr>
+          <w:rFonts w:ascii="Segoe UI" w:eastAsia="Times New Roman" w:hAnsi="Segoe UI" w:cs="Segoe UI"/>
+          <w:b/>
+          <w:bCs/>
+          <w:color w:val="0F1115"/>
+          <w:sz w:val="24"/>
+          <w:szCs w:val="24"/>
+        </w:rPr>
+      </w:pPr>
+      <w:r>
+        <w:rPr>
+          <w:rFonts w:ascii="Segoe UI" w:hAnsi="Segoe UI" w:cs="Segoe UI"/>
+          <w:color w:val="0F1115"/>
+        </w:rPr>
+        <w:br w:type="page"/>
+      </w:r>
+    </w:p>
+    <w:p>
+      <w:pPr>
         <w:pStyle w:val="Heading4"/>
         <w:shd w:val="clear" w:color="auto" w:fill="FFFFFF"/>
-        <w:spacing w:before="240" w:beforeAutospacing="0" w:after="240" w:afterAutospacing="0" w:line="420" w:lineRule="atLeast"/>
+        <w:spacing w:before="240" w:beforeAutospacing="0" w:after="0" w:afterAutospacing="0"/>
         <w:rPr>
           <w:rFonts w:ascii="Segoe UI" w:hAnsi="Segoe UI" w:cs="Segoe UI"/>
           <w:color w:val="0F1115"/>
@@ -2048,6 +2076,7 @@
           <w:rFonts w:ascii="Segoe UI" w:hAnsi="Segoe UI" w:cs="Segoe UI"/>
           <w:color w:val="0F1115"/>
         </w:rPr>
+        <w:lastRenderedPageBreak/>
         <w:t>4. Workplace Decorum</w:t>
       </w:r>
     </w:p>
@@ -2055,7 +2084,7 @@
       <w:pPr>
         <w:pStyle w:val="ds-markdown-paragraph"/>
         <w:shd w:val="clear" w:color="auto" w:fill="FFFFFF"/>
-        <w:spacing w:before="240" w:beforeAutospacing="0" w:after="240" w:afterAutospacing="0"/>
+        <w:spacing w:before="240" w:beforeAutospacing="0" w:after="0" w:afterAutospacing="0"/>
         <w:rPr>
           <w:rFonts w:ascii="Segoe UI" w:hAnsi="Segoe UI" w:cs="Segoe UI"/>
           <w:color w:val="0F1115"/>
@@ -2079,7 +2108,7 @@
     </w:p>
     <w:tbl>
       <w:tblPr>
-        <w:tblW w:w="11280" w:type="dxa"/>
+        <w:tblW w:w="10977" w:type="dxa"/>
         <w:tblCellMar>
           <w:top w:w="15" w:type="dxa"/>
           <w:left w:w="15" w:type="dxa"/>
@@ -2089,7 +2118,7 @@
         <w:tblLook w:val="04A0" w:firstRow="1" w:lastRow="0" w:firstColumn="1" w:lastColumn="0" w:noHBand="0" w:noVBand="1"/>
       </w:tblPr>
       <w:tblGrid>
-        <w:gridCol w:w="3903"/>
+        <w:gridCol w:w="3600"/>
         <w:gridCol w:w="7377"/>
       </w:tblGrid>
       <w:tr>
@@ -2098,7 +2127,7 @@
         </w:trPr>
         <w:tc>
           <w:tcPr>
-            <w:tcW w:w="0" w:type="auto"/>
+            <w:tcW w:w="3600" w:type="dxa"/>
             <w:tcBorders>
               <w:top w:val="nil"/>
             </w:tcBorders>
@@ -2113,7 +2142,7 @@
           </w:tcPr>
           <w:p>
             <w:pPr>
-              <w:spacing w:line="375" w:lineRule="atLeast"/>
+              <w:spacing w:after="0" w:line="240" w:lineRule="auto"/>
               <w:rPr>
                 <w:rFonts w:ascii="Segoe UI" w:hAnsi="Segoe UI" w:cs="Segoe UI"/>
                 <w:sz w:val="23"/>
@@ -2147,7 +2176,7 @@
           </w:tcPr>
           <w:p>
             <w:pPr>
-              <w:spacing w:line="375" w:lineRule="atLeast"/>
+              <w:spacing w:after="0" w:line="240" w:lineRule="auto"/>
               <w:rPr>
                 <w:rFonts w:ascii="Segoe UI" w:hAnsi="Segoe UI" w:cs="Segoe UI"/>
                 <w:sz w:val="23"/>
@@ -2168,7 +2197,7 @@
       <w:tr>
         <w:tc>
           <w:tcPr>
-            <w:tcW w:w="0" w:type="auto"/>
+            <w:tcW w:w="3600" w:type="dxa"/>
             <w:tcMar>
               <w:top w:w="150" w:type="dxa"/>
               <w:left w:w="0" w:type="dxa"/>
@@ -2180,7 +2209,7 @@
           </w:tcPr>
           <w:p>
             <w:pPr>
-              <w:spacing w:line="375" w:lineRule="atLeast"/>
+              <w:spacing w:after="0" w:line="240" w:lineRule="auto"/>
               <w:rPr>
                 <w:rFonts w:ascii="Segoe UI" w:hAnsi="Segoe UI" w:cs="Segoe UI"/>
                 <w:sz w:val="23"/>
@@ -2211,7 +2240,7 @@
           </w:tcPr>
           <w:p>
             <w:pPr>
-              <w:spacing w:line="375" w:lineRule="atLeast"/>
+              <w:spacing w:after="0" w:line="240" w:lineRule="auto"/>
               <w:rPr>
                 <w:rFonts w:ascii="Segoe UI" w:hAnsi="Segoe UI" w:cs="Segoe UI"/>
                 <w:sz w:val="23"/>
@@ -2232,7 +2261,7 @@
       <w:tr>
         <w:tc>
           <w:tcPr>
-            <w:tcW w:w="0" w:type="auto"/>
+            <w:tcW w:w="3600" w:type="dxa"/>
             <w:tcMar>
               <w:top w:w="150" w:type="dxa"/>
               <w:left w:w="0" w:type="dxa"/>
@@ -2244,7 +2273,7 @@
           </w:tcPr>
           <w:p>
             <w:pPr>
-              <w:spacing w:line="375" w:lineRule="atLeast"/>
+              <w:spacing w:after="0" w:line="240" w:lineRule="auto"/>
               <w:rPr>
                 <w:rFonts w:ascii="Segoe UI" w:hAnsi="Segoe UI" w:cs="Segoe UI"/>
                 <w:sz w:val="23"/>
@@ -2275,7 +2304,7 @@
           </w:tcPr>
           <w:p>
             <w:pPr>
-              <w:spacing w:line="375" w:lineRule="atLeast"/>
+              <w:spacing w:after="0" w:line="240" w:lineRule="auto"/>
               <w:rPr>
                 <w:rFonts w:ascii="Segoe UI" w:hAnsi="Segoe UI" w:cs="Segoe UI"/>
                 <w:sz w:val="23"/>
@@ -2296,7 +2325,7 @@
       <w:tr>
         <w:tc>
           <w:tcPr>
-            <w:tcW w:w="0" w:type="auto"/>
+            <w:tcW w:w="3600" w:type="dxa"/>
             <w:tcMar>
               <w:top w:w="150" w:type="dxa"/>
               <w:left w:w="0" w:type="dxa"/>
@@ -2308,7 +2337,7 @@
           </w:tcPr>
           <w:p>
             <w:pPr>
-              <w:spacing w:line="375" w:lineRule="atLeast"/>
+              <w:spacing w:after="0" w:line="240" w:lineRule="auto"/>
               <w:rPr>
                 <w:rFonts w:ascii="Segoe UI" w:hAnsi="Segoe UI" w:cs="Segoe UI"/>
                 <w:sz w:val="23"/>
@@ -2339,7 +2368,7 @@
           </w:tcPr>
           <w:p>
             <w:pPr>
-              <w:spacing w:line="375" w:lineRule="atLeast"/>
+              <w:spacing w:after="0" w:line="240" w:lineRule="auto"/>
               <w:rPr>
                 <w:rFonts w:ascii="Segoe UI" w:hAnsi="Segoe UI" w:cs="Segoe UI"/>
                 <w:sz w:val="23"/>
@@ -2360,7 +2389,7 @@
       <w:tr>
         <w:tc>
           <w:tcPr>
-            <w:tcW w:w="0" w:type="auto"/>
+            <w:tcW w:w="3600" w:type="dxa"/>
             <w:tcMar>
               <w:top w:w="150" w:type="dxa"/>
               <w:left w:w="0" w:type="dxa"/>
@@ -2372,20 +2401,19 @@
           </w:tcPr>
           <w:p>
             <w:pPr>
-              <w:spacing w:line="375" w:lineRule="atLeast"/>
-              <w:rPr>
-                <w:rFonts w:ascii="Segoe UI" w:hAnsi="Segoe UI" w:cs="Segoe UI"/>
-                <w:sz w:val="23"/>
-                <w:szCs w:val="23"/>
-              </w:rPr>
-            </w:pPr>
-            <w:r>
-              <w:rPr>
-                <w:rFonts w:ascii="Segoe UI" w:hAnsi="Segoe UI" w:cs="Segoe UI"/>
-                <w:sz w:val="23"/>
-                <w:szCs w:val="23"/>
-              </w:rPr>
-              <w:lastRenderedPageBreak/>
+              <w:spacing w:after="0" w:line="240" w:lineRule="auto"/>
+              <w:rPr>
+                <w:rFonts w:ascii="Segoe UI" w:hAnsi="Segoe UI" w:cs="Segoe UI"/>
+                <w:sz w:val="23"/>
+                <w:szCs w:val="23"/>
+              </w:rPr>
+            </w:pPr>
+            <w:r>
+              <w:rPr>
+                <w:rFonts w:ascii="Segoe UI" w:hAnsi="Segoe UI" w:cs="Segoe UI"/>
+                <w:sz w:val="23"/>
+                <w:szCs w:val="23"/>
+              </w:rPr>
               <w:t>Conflict</w:t>
             </w:r>
           </w:p>
@@ -2404,7 +2432,7 @@
           </w:tcPr>
           <w:p>
             <w:pPr>
-              <w:spacing w:line="375" w:lineRule="atLeast"/>
+              <w:spacing w:after="0" w:line="240" w:lineRule="auto"/>
               <w:rPr>
                 <w:rFonts w:ascii="Segoe UI" w:hAnsi="Segoe UI" w:cs="Segoe UI"/>
                 <w:sz w:val="23"/>
@@ -2425,7 +2453,7 @@
       <w:tr>
         <w:tc>
           <w:tcPr>
-            <w:tcW w:w="0" w:type="auto"/>
+            <w:tcW w:w="3600" w:type="dxa"/>
             <w:tcMar>
               <w:top w:w="150" w:type="dxa"/>
               <w:left w:w="0" w:type="dxa"/>
@@ -2437,7 +2465,7 @@
           </w:tcPr>
           <w:p>
             <w:pPr>
-              <w:spacing w:line="375" w:lineRule="atLeast"/>
+              <w:spacing w:after="0" w:line="240" w:lineRule="auto"/>
               <w:rPr>
                 <w:rFonts w:ascii="Segoe UI" w:hAnsi="Segoe UI" w:cs="Segoe UI"/>
                 <w:sz w:val="23"/>
@@ -2468,7 +2496,7 @@
           </w:tcPr>
           <w:p>
             <w:pPr>
-              <w:spacing w:line="375" w:lineRule="atLeast"/>
+              <w:spacing w:after="0" w:line="240" w:lineRule="auto"/>
               <w:rPr>
                 <w:rFonts w:ascii="Segoe UI" w:hAnsi="Segoe UI" w:cs="Segoe UI"/>
                 <w:sz w:val="23"/>
@@ -2491,7 +2519,7 @@
       <w:pPr>
         <w:pStyle w:val="ds-markdown-paragraph"/>
         <w:shd w:val="clear" w:color="auto" w:fill="FFFFFF"/>
-        <w:spacing w:before="240" w:beforeAutospacing="0" w:after="240" w:afterAutospacing="0"/>
+        <w:spacing w:before="240" w:beforeAutospacing="0" w:after="0" w:afterAutospacing="0"/>
         <w:rPr>
           <w:rFonts w:ascii="Segoe UI" w:hAnsi="Segoe UI" w:cs="Segoe UI"/>
           <w:color w:val="0F1115"/>
@@ -2517,7 +2545,7 @@
       <w:pPr>
         <w:pStyle w:val="Heading4"/>
         <w:shd w:val="clear" w:color="auto" w:fill="FFFFFF"/>
-        <w:spacing w:before="240" w:beforeAutospacing="0" w:after="240" w:afterAutospacing="0" w:line="420" w:lineRule="atLeast"/>
+        <w:spacing w:before="240" w:beforeAutospacing="0" w:after="0" w:afterAutospacing="0"/>
         <w:rPr>
           <w:rFonts w:ascii="Segoe UI" w:hAnsi="Segoe UI" w:cs="Segoe UI"/>
           <w:color w:val="0F1115"/>
@@ -2535,7 +2563,7 @@
       <w:pPr>
         <w:pStyle w:val="ds-markdown-paragraph"/>
         <w:shd w:val="clear" w:color="auto" w:fill="FFFFFF"/>
-        <w:spacing w:before="240" w:beforeAutospacing="0" w:after="240" w:afterAutospacing="0"/>
+        <w:spacing w:before="240" w:beforeAutospacing="0" w:after="0" w:afterAutospacing="0"/>
         <w:rPr>
           <w:rFonts w:ascii="Segoe UI" w:hAnsi="Segoe UI" w:cs="Segoe UI"/>
           <w:color w:val="0F1115"/>
@@ -2585,7 +2613,7 @@
           </w:tcPr>
           <w:p>
             <w:pPr>
-              <w:spacing w:line="375" w:lineRule="atLeast"/>
+              <w:spacing w:after="0" w:line="240" w:lineRule="auto"/>
               <w:rPr>
                 <w:rFonts w:ascii="Segoe UI" w:hAnsi="Segoe UI" w:cs="Segoe UI"/>
                 <w:sz w:val="23"/>
@@ -2619,7 +2647,7 @@
           </w:tcPr>
           <w:p>
             <w:pPr>
-              <w:spacing w:line="375" w:lineRule="atLeast"/>
+              <w:spacing w:after="0" w:line="240" w:lineRule="auto"/>
               <w:rPr>
                 <w:rFonts w:ascii="Segoe UI" w:hAnsi="Segoe UI" w:cs="Segoe UI"/>
                 <w:sz w:val="23"/>
@@ -2652,7 +2680,7 @@
           </w:tcPr>
           <w:p>
             <w:pPr>
-              <w:spacing w:line="375" w:lineRule="atLeast"/>
+              <w:spacing w:after="0" w:line="240" w:lineRule="auto"/>
               <w:rPr>
                 <w:rFonts w:ascii="Segoe UI" w:hAnsi="Segoe UI" w:cs="Segoe UI"/>
                 <w:sz w:val="23"/>
@@ -2683,7 +2711,7 @@
           </w:tcPr>
           <w:p>
             <w:pPr>
-              <w:spacing w:line="375" w:lineRule="atLeast"/>
+              <w:spacing w:after="0" w:line="240" w:lineRule="auto"/>
               <w:rPr>
                 <w:rFonts w:ascii="Segoe UI" w:hAnsi="Segoe UI" w:cs="Segoe UI"/>
                 <w:sz w:val="23"/>
@@ -2716,7 +2744,7 @@
           </w:tcPr>
           <w:p>
             <w:pPr>
-              <w:spacing w:line="375" w:lineRule="atLeast"/>
+              <w:spacing w:after="0" w:line="240" w:lineRule="auto"/>
               <w:rPr>
                 <w:rFonts w:ascii="Segoe UI" w:hAnsi="Segoe UI" w:cs="Segoe UI"/>
                 <w:sz w:val="23"/>
@@ -2747,7 +2775,7 @@
           </w:tcPr>
           <w:p>
             <w:pPr>
-              <w:spacing w:line="375" w:lineRule="atLeast"/>
+              <w:spacing w:after="0" w:line="240" w:lineRule="auto"/>
               <w:rPr>
                 <w:rFonts w:ascii="Segoe UI" w:hAnsi="Segoe UI" w:cs="Segoe UI"/>
                 <w:sz w:val="23"/>
@@ -2780,7 +2808,7 @@
           </w:tcPr>
           <w:p>
             <w:pPr>
-              <w:spacing w:line="375" w:lineRule="atLeast"/>
+              <w:spacing w:after="0" w:line="240" w:lineRule="auto"/>
               <w:rPr>
                 <w:rFonts w:ascii="Segoe UI" w:hAnsi="Segoe UI" w:cs="Segoe UI"/>
                 <w:sz w:val="23"/>
@@ -2811,7 +2839,7 @@
           </w:tcPr>
           <w:p>
             <w:pPr>
-              <w:spacing w:line="375" w:lineRule="atLeast"/>
+              <w:spacing w:after="0" w:line="240" w:lineRule="auto"/>
               <w:rPr>
                 <w:rFonts w:ascii="Segoe UI" w:hAnsi="Segoe UI" w:cs="Segoe UI"/>
                 <w:sz w:val="23"/>
@@ -2844,7 +2872,7 @@
           </w:tcPr>
           <w:p>
             <w:pPr>
-              <w:spacing w:line="375" w:lineRule="atLeast"/>
+              <w:spacing w:after="0" w:line="240" w:lineRule="auto"/>
               <w:rPr>
                 <w:rFonts w:ascii="Segoe UI" w:hAnsi="Segoe UI" w:cs="Segoe UI"/>
                 <w:sz w:val="23"/>
@@ -2875,7 +2903,7 @@
           </w:tcPr>
           <w:p>
             <w:pPr>
-              <w:spacing w:line="375" w:lineRule="atLeast"/>
+              <w:spacing w:after="0" w:line="240" w:lineRule="auto"/>
               <w:rPr>
                 <w:rFonts w:ascii="Segoe UI" w:hAnsi="Segoe UI" w:cs="Segoe UI"/>
                 <w:sz w:val="23"/>
@@ -2908,7 +2936,7 @@
           </w:tcPr>
           <w:p>
             <w:pPr>
-              <w:spacing w:line="375" w:lineRule="atLeast"/>
+              <w:spacing w:after="0" w:line="240" w:lineRule="auto"/>
               <w:rPr>
                 <w:rFonts w:ascii="Segoe UI" w:hAnsi="Segoe UI" w:cs="Segoe UI"/>
                 <w:sz w:val="23"/>
@@ -2939,7 +2967,7 @@
           </w:tcPr>
           <w:p>
             <w:pPr>
-              <w:spacing w:line="375" w:lineRule="atLeast"/>
+              <w:spacing w:after="0" w:line="240" w:lineRule="auto"/>
               <w:rPr>
                 <w:rFonts w:ascii="Segoe UI" w:hAnsi="Segoe UI" w:cs="Segoe UI"/>
                 <w:sz w:val="23"/>
@@ -2962,7 +2990,7 @@
       <w:pPr>
         <w:pStyle w:val="ds-markdown-paragraph"/>
         <w:shd w:val="clear" w:color="auto" w:fill="FFFFFF"/>
-        <w:spacing w:before="240" w:beforeAutospacing="0" w:after="240" w:afterAutospacing="0"/>
+        <w:spacing w:before="240" w:beforeAutospacing="0" w:after="0" w:afterAutospacing="0"/>
         <w:rPr>
           <w:rFonts w:ascii="Segoe UI" w:hAnsi="Segoe UI" w:cs="Segoe UI"/>
           <w:color w:val="0F1115"/>
@@ -2986,9 +3014,28 @@
     </w:p>
     <w:p>
       <w:pPr>
+        <w:rPr>
+          <w:rFonts w:ascii="Segoe UI" w:eastAsia="Times New Roman" w:hAnsi="Segoe UI" w:cs="Segoe UI"/>
+          <w:b/>
+          <w:bCs/>
+          <w:color w:val="0F1115"/>
+          <w:sz w:val="24"/>
+          <w:szCs w:val="24"/>
+        </w:rPr>
+      </w:pPr>
+      <w:r>
+        <w:rPr>
+          <w:rFonts w:ascii="Segoe UI" w:hAnsi="Segoe UI" w:cs="Segoe UI"/>
+          <w:color w:val="0F1115"/>
+        </w:rPr>
+        <w:br w:type="page"/>
+      </w:r>
+    </w:p>
+    <w:p>
+      <w:pPr>
         <w:pStyle w:val="Heading4"/>
         <w:shd w:val="clear" w:color="auto" w:fill="FFFFFF"/>
-        <w:spacing w:before="240" w:beforeAutospacing="0" w:after="240" w:afterAutospacing="0" w:line="420" w:lineRule="atLeast"/>
+        <w:spacing w:before="240" w:beforeAutospacing="0" w:after="0" w:afterAutospacing="0"/>
         <w:rPr>
           <w:rFonts w:ascii="Segoe UI" w:hAnsi="Segoe UI" w:cs="Segoe UI"/>
           <w:color w:val="0F1115"/>
@@ -2999,6 +3046,7 @@
           <w:rFonts w:ascii="Segoe UI" w:hAnsi="Segoe UI" w:cs="Segoe UI"/>
           <w:color w:val="0F1115"/>
         </w:rPr>
+        <w:lastRenderedPageBreak/>
         <w:t>6. Workplace Communication</w:t>
       </w:r>
     </w:p>
@@ -3006,7 +3054,7 @@
       <w:pPr>
         <w:pStyle w:val="ds-markdown-paragraph"/>
         <w:shd w:val="clear" w:color="auto" w:fill="FFFFFF"/>
-        <w:spacing w:before="240" w:beforeAutospacing="0" w:after="240" w:afterAutospacing="0"/>
+        <w:spacing w:before="240" w:beforeAutospacing="0" w:after="0" w:afterAutospacing="0"/>
         <w:rPr>
           <w:rFonts w:ascii="Segoe UI" w:hAnsi="Segoe UI" w:cs="Segoe UI"/>
           <w:color w:val="0F1115"/>
@@ -3024,7 +3072,7 @@
       <w:pPr>
         <w:pStyle w:val="ds-markdown-paragraph"/>
         <w:shd w:val="clear" w:color="auto" w:fill="FFFFFF"/>
-        <w:spacing w:before="240" w:beforeAutospacing="0" w:after="240" w:afterAutospacing="0"/>
+        <w:spacing w:before="240" w:beforeAutospacing="0" w:after="0" w:afterAutospacing="0"/>
         <w:rPr>
           <w:rFonts w:ascii="Segoe UI" w:hAnsi="Segoe UI" w:cs="Segoe UI"/>
           <w:color w:val="0F1115"/>
@@ -3036,13 +3084,12 @@
           <w:rFonts w:ascii="Segoe UI" w:hAnsi="Segoe UI" w:cs="Segoe UI"/>
           <w:color w:val="0F1115"/>
         </w:rPr>
-        <w:lastRenderedPageBreak/>
         <w:t>Netiquette (Internet Etiquette)</w:t>
       </w:r>
     </w:p>
     <w:tbl>
       <w:tblPr>
-        <w:tblW w:w="11280" w:type="dxa"/>
+        <w:tblW w:w="11012" w:type="dxa"/>
         <w:tblCellMar>
           <w:top w:w="15" w:type="dxa"/>
           <w:left w:w="15" w:type="dxa"/>
@@ -3052,7 +3099,7 @@
         <w:tblLook w:val="04A0" w:firstRow="1" w:lastRow="0" w:firstColumn="1" w:lastColumn="0" w:noHBand="0" w:noVBand="1"/>
       </w:tblPr>
       <w:tblGrid>
-        <w:gridCol w:w="3508"/>
+        <w:gridCol w:w="3240"/>
         <w:gridCol w:w="7772"/>
       </w:tblGrid>
       <w:tr>
@@ -3061,7 +3108,7 @@
         </w:trPr>
         <w:tc>
           <w:tcPr>
-            <w:tcW w:w="0" w:type="auto"/>
+            <w:tcW w:w="3240" w:type="dxa"/>
             <w:tcBorders>
               <w:top w:val="nil"/>
             </w:tcBorders>
@@ -3076,7 +3123,7 @@
           </w:tcPr>
           <w:p>
             <w:pPr>
-              <w:spacing w:line="375" w:lineRule="atLeast"/>
+              <w:spacing w:after="0" w:line="240" w:lineRule="auto"/>
               <w:rPr>
                 <w:rFonts w:ascii="Segoe UI" w:hAnsi="Segoe UI" w:cs="Segoe UI"/>
                 <w:sz w:val="23"/>
@@ -3110,7 +3157,7 @@
           </w:tcPr>
           <w:p>
             <w:pPr>
-              <w:spacing w:line="375" w:lineRule="atLeast"/>
+              <w:spacing w:after="0" w:line="240" w:lineRule="auto"/>
               <w:rPr>
                 <w:rFonts w:ascii="Segoe UI" w:hAnsi="Segoe UI" w:cs="Segoe UI"/>
                 <w:sz w:val="23"/>
@@ -3131,7 +3178,7 @@
       <w:tr>
         <w:tc>
           <w:tcPr>
-            <w:tcW w:w="0" w:type="auto"/>
+            <w:tcW w:w="3240" w:type="dxa"/>
             <w:tcMar>
               <w:top w:w="150" w:type="dxa"/>
               <w:left w:w="0" w:type="dxa"/>
@@ -3143,7 +3190,7 @@
           </w:tcPr>
           <w:p>
             <w:pPr>
-              <w:spacing w:line="375" w:lineRule="atLeast"/>
+              <w:spacing w:after="0" w:line="240" w:lineRule="auto"/>
               <w:rPr>
                 <w:rFonts w:ascii="Segoe UI" w:hAnsi="Segoe UI" w:cs="Segoe UI"/>
                 <w:sz w:val="23"/>
@@ -3174,7 +3221,7 @@
           </w:tcPr>
           <w:p>
             <w:pPr>
-              <w:spacing w:line="375" w:lineRule="atLeast"/>
+              <w:spacing w:after="0" w:line="240" w:lineRule="auto"/>
               <w:rPr>
                 <w:rFonts w:ascii="Segoe UI" w:hAnsi="Segoe UI" w:cs="Segoe UI"/>
                 <w:sz w:val="23"/>
@@ -3195,7 +3242,7 @@
       <w:tr>
         <w:tc>
           <w:tcPr>
-            <w:tcW w:w="0" w:type="auto"/>
+            <w:tcW w:w="3240" w:type="dxa"/>
             <w:tcMar>
               <w:top w:w="150" w:type="dxa"/>
               <w:left w:w="0" w:type="dxa"/>
@@ -3207,7 +3254,7 @@
           </w:tcPr>
           <w:p>
             <w:pPr>
-              <w:spacing w:line="375" w:lineRule="atLeast"/>
+              <w:spacing w:after="0" w:line="240" w:lineRule="auto"/>
               <w:rPr>
                 <w:rFonts w:ascii="Segoe UI" w:hAnsi="Segoe UI" w:cs="Segoe UI"/>
                 <w:sz w:val="23"/>
@@ -3238,7 +3285,7 @@
           </w:tcPr>
           <w:p>
             <w:pPr>
-              <w:spacing w:line="375" w:lineRule="atLeast"/>
+              <w:spacing w:after="0" w:line="240" w:lineRule="auto"/>
               <w:rPr>
                 <w:rFonts w:ascii="Segoe UI" w:hAnsi="Segoe UI" w:cs="Segoe UI"/>
                 <w:sz w:val="23"/>
@@ -3259,7 +3306,7 @@
       <w:tr>
         <w:tc>
           <w:tcPr>
-            <w:tcW w:w="0" w:type="auto"/>
+            <w:tcW w:w="3240" w:type="dxa"/>
             <w:tcMar>
               <w:top w:w="150" w:type="dxa"/>
               <w:left w:w="0" w:type="dxa"/>
@@ -3271,7 +3318,7 @@
           </w:tcPr>
           <w:p>
             <w:pPr>
-              <w:spacing w:line="375" w:lineRule="atLeast"/>
+              <w:spacing w:after="0" w:line="240" w:lineRule="auto"/>
               <w:rPr>
                 <w:rFonts w:ascii="Segoe UI" w:hAnsi="Segoe UI" w:cs="Segoe UI"/>
                 <w:sz w:val="23"/>
@@ -3302,7 +3349,7 @@
           </w:tcPr>
           <w:p>
             <w:pPr>
-              <w:spacing w:line="375" w:lineRule="atLeast"/>
+              <w:spacing w:after="0" w:line="240" w:lineRule="auto"/>
               <w:rPr>
                 <w:rFonts w:ascii="Segoe UI" w:hAnsi="Segoe UI" w:cs="Segoe UI"/>
                 <w:sz w:val="23"/>
@@ -3323,7 +3370,7 @@
       <w:tr>
         <w:tc>
           <w:tcPr>
-            <w:tcW w:w="0" w:type="auto"/>
+            <w:tcW w:w="3240" w:type="dxa"/>
             <w:tcMar>
               <w:top w:w="150" w:type="dxa"/>
               <w:left w:w="0" w:type="dxa"/>
@@ -3335,7 +3382,7 @@
           </w:tcPr>
           <w:p>
             <w:pPr>
-              <w:spacing w:line="375" w:lineRule="atLeast"/>
+              <w:spacing w:after="0" w:line="240" w:lineRule="auto"/>
               <w:rPr>
                 <w:rFonts w:ascii="Segoe UI" w:hAnsi="Segoe UI" w:cs="Segoe UI"/>
                 <w:sz w:val="23"/>
@@ -3366,7 +3413,7 @@
           </w:tcPr>
           <w:p>
             <w:pPr>
-              <w:spacing w:line="375" w:lineRule="atLeast"/>
+              <w:spacing w:after="0" w:line="240" w:lineRule="auto"/>
               <w:rPr>
                 <w:rFonts w:ascii="Segoe UI" w:hAnsi="Segoe UI" w:cs="Segoe UI"/>
                 <w:sz w:val="23"/>
@@ -3387,7 +3434,7 @@
       <w:tr>
         <w:tc>
           <w:tcPr>
-            <w:tcW w:w="0" w:type="auto"/>
+            <w:tcW w:w="3240" w:type="dxa"/>
             <w:tcMar>
               <w:top w:w="150" w:type="dxa"/>
               <w:left w:w="0" w:type="dxa"/>
@@ -3399,7 +3446,7 @@
           </w:tcPr>
           <w:p>
             <w:pPr>
-              <w:spacing w:line="375" w:lineRule="atLeast"/>
+              <w:spacing w:after="0" w:line="240" w:lineRule="auto"/>
               <w:rPr>
                 <w:rFonts w:ascii="Segoe UI" w:hAnsi="Segoe UI" w:cs="Segoe UI"/>
                 <w:sz w:val="23"/>
@@ -3430,7 +3477,7 @@
           </w:tcPr>
           <w:p>
             <w:pPr>
-              <w:spacing w:line="375" w:lineRule="atLeast"/>
+              <w:spacing w:after="0" w:line="240" w:lineRule="auto"/>
               <w:rPr>
                 <w:rFonts w:ascii="Segoe UI" w:hAnsi="Segoe UI" w:cs="Segoe UI"/>
                 <w:sz w:val="23"/>
@@ -3453,7 +3500,7 @@
       <w:pPr>
         <w:pStyle w:val="ds-markdown-paragraph"/>
         <w:shd w:val="clear" w:color="auto" w:fill="FFFFFF"/>
-        <w:spacing w:before="240" w:beforeAutospacing="0" w:after="240" w:afterAutospacing="0"/>
+        <w:spacing w:before="240" w:beforeAutospacing="0" w:after="0" w:afterAutospacing="0"/>
         <w:rPr>
           <w:rFonts w:ascii="Segoe UI" w:hAnsi="Segoe UI" w:cs="Segoe UI"/>
           <w:color w:val="0F1115"/>
@@ -3504,7 +3551,7 @@
           </w:tcPr>
           <w:p>
             <w:pPr>
-              <w:spacing w:line="375" w:lineRule="atLeast"/>
+              <w:spacing w:after="0" w:line="240" w:lineRule="auto"/>
               <w:rPr>
                 <w:rFonts w:ascii="Segoe UI" w:hAnsi="Segoe UI" w:cs="Segoe UI"/>
                 <w:sz w:val="23"/>
@@ -3538,7 +3585,7 @@
           </w:tcPr>
           <w:p>
             <w:pPr>
-              <w:spacing w:line="375" w:lineRule="atLeast"/>
+              <w:spacing w:after="0" w:line="240" w:lineRule="auto"/>
               <w:rPr>
                 <w:rFonts w:ascii="Segoe UI" w:hAnsi="Segoe UI" w:cs="Segoe UI"/>
                 <w:sz w:val="23"/>
@@ -3571,7 +3618,7 @@
           </w:tcPr>
           <w:p>
             <w:pPr>
-              <w:spacing w:line="375" w:lineRule="atLeast"/>
+              <w:spacing w:after="0" w:line="240" w:lineRule="auto"/>
               <w:rPr>
                 <w:rFonts w:ascii="Segoe UI" w:hAnsi="Segoe UI" w:cs="Segoe UI"/>
                 <w:sz w:val="23"/>
@@ -3602,7 +3649,7 @@
           </w:tcPr>
           <w:p>
             <w:pPr>
-              <w:spacing w:line="375" w:lineRule="atLeast"/>
+              <w:spacing w:after="0" w:line="240" w:lineRule="auto"/>
               <w:rPr>
                 <w:rFonts w:ascii="Segoe UI" w:hAnsi="Segoe UI" w:cs="Segoe UI"/>
                 <w:sz w:val="23"/>
@@ -3635,7 +3682,7 @@
           </w:tcPr>
           <w:p>
             <w:pPr>
-              <w:spacing w:line="375" w:lineRule="atLeast"/>
+              <w:spacing w:after="0" w:line="240" w:lineRule="auto"/>
               <w:rPr>
                 <w:rFonts w:ascii="Segoe UI" w:hAnsi="Segoe UI" w:cs="Segoe UI"/>
                 <w:sz w:val="23"/>
@@ -3666,7 +3713,7 @@
           </w:tcPr>
           <w:p>
             <w:pPr>
-              <w:spacing w:line="375" w:lineRule="atLeast"/>
+              <w:spacing w:after="0" w:line="240" w:lineRule="auto"/>
               <w:rPr>
                 <w:rFonts w:ascii="Segoe UI" w:hAnsi="Segoe UI" w:cs="Segoe UI"/>
                 <w:sz w:val="23"/>
@@ -3699,7 +3746,7 @@
           </w:tcPr>
           <w:p>
             <w:pPr>
-              <w:spacing w:line="375" w:lineRule="atLeast"/>
+              <w:spacing w:after="0" w:line="240" w:lineRule="auto"/>
               <w:rPr>
                 <w:rFonts w:ascii="Segoe UI" w:hAnsi="Segoe UI" w:cs="Segoe UI"/>
                 <w:sz w:val="23"/>
@@ -3730,7 +3777,7 @@
           </w:tcPr>
           <w:p>
             <w:pPr>
-              <w:spacing w:line="375" w:lineRule="atLeast"/>
+              <w:spacing w:after="0" w:line="240" w:lineRule="auto"/>
               <w:rPr>
                 <w:rFonts w:ascii="Segoe UI" w:hAnsi="Segoe UI" w:cs="Segoe UI"/>
                 <w:sz w:val="23"/>
@@ -3763,7 +3810,7 @@
           </w:tcPr>
           <w:p>
             <w:pPr>
-              <w:spacing w:line="375" w:lineRule="atLeast"/>
+              <w:spacing w:after="0" w:line="240" w:lineRule="auto"/>
               <w:rPr>
                 <w:rFonts w:ascii="Segoe UI" w:hAnsi="Segoe UI" w:cs="Segoe UI"/>
                 <w:sz w:val="23"/>
@@ -3794,7 +3841,7 @@
           </w:tcPr>
           <w:p>
             <w:pPr>
-              <w:spacing w:line="375" w:lineRule="atLeast"/>
+              <w:spacing w:after="0" w:line="240" w:lineRule="auto"/>
               <w:rPr>
                 <w:rFonts w:ascii="Segoe UI" w:hAnsi="Segoe UI" w:cs="Segoe UI"/>
                 <w:sz w:val="23"/>
@@ -3827,7 +3874,7 @@
           </w:tcPr>
           <w:p>
             <w:pPr>
-              <w:spacing w:line="375" w:lineRule="atLeast"/>
+              <w:spacing w:after="0" w:line="240" w:lineRule="auto"/>
               <w:rPr>
                 <w:rFonts w:ascii="Segoe UI" w:hAnsi="Segoe UI" w:cs="Segoe UI"/>
                 <w:sz w:val="23"/>
@@ -3858,7 +3905,7 @@
           </w:tcPr>
           <w:p>
             <w:pPr>
-              <w:spacing w:line="375" w:lineRule="atLeast"/>
+              <w:spacing w:after="0" w:line="240" w:lineRule="auto"/>
               <w:rPr>
                 <w:rFonts w:ascii="Segoe UI" w:hAnsi="Segoe UI" w:cs="Segoe UI"/>
                 <w:sz w:val="23"/>
@@ -3881,7 +3928,7 @@
       <w:pPr>
         <w:pStyle w:val="ds-markdown-paragraph"/>
         <w:shd w:val="clear" w:color="auto" w:fill="FFFFFF"/>
-        <w:spacing w:before="240" w:beforeAutospacing="0" w:after="240" w:afterAutospacing="0"/>
+        <w:spacing w:before="240" w:beforeAutospacing="0" w:after="0" w:afterAutospacing="0"/>
         <w:rPr>
           <w:rFonts w:ascii="Segoe UI" w:hAnsi="Segoe UI" w:cs="Segoe UI"/>
           <w:color w:val="0F1115"/>
@@ -3898,7 +3945,7 @@
     </w:p>
     <w:tbl>
       <w:tblPr>
-        <w:tblW w:w="11280" w:type="dxa"/>
+        <w:tblW w:w="10066" w:type="dxa"/>
         <w:tblCellMar>
           <w:top w:w="15" w:type="dxa"/>
           <w:left w:w="15" w:type="dxa"/>
@@ -3908,8 +3955,8 @@
         <w:tblLook w:val="04A0" w:firstRow="1" w:lastRow="0" w:firstColumn="1" w:lastColumn="0" w:noHBand="0" w:noVBand="1"/>
       </w:tblPr>
       <w:tblGrid>
-        <w:gridCol w:w="2367"/>
-        <w:gridCol w:w="4787"/>
+        <w:gridCol w:w="2340"/>
+        <w:gridCol w:w="3600"/>
         <w:gridCol w:w="4126"/>
       </w:tblGrid>
       <w:tr>
@@ -3918,7 +3965,7 @@
         </w:trPr>
         <w:tc>
           <w:tcPr>
-            <w:tcW w:w="0" w:type="auto"/>
+            <w:tcW w:w="2340" w:type="dxa"/>
             <w:tcBorders>
               <w:top w:val="nil"/>
             </w:tcBorders>
@@ -3933,27 +3980,26 @@
           </w:tcPr>
           <w:p>
             <w:pPr>
-              <w:spacing w:line="375" w:lineRule="atLeast"/>
-              <w:rPr>
-                <w:rFonts w:ascii="Segoe UI" w:hAnsi="Segoe UI" w:cs="Segoe UI"/>
-                <w:sz w:val="23"/>
-                <w:szCs w:val="23"/>
-              </w:rPr>
-            </w:pPr>
-            <w:r>
-              <w:rPr>
-                <w:rFonts w:ascii="Segoe UI" w:hAnsi="Segoe UI" w:cs="Segoe UI"/>
-                <w:sz w:val="23"/>
-                <w:szCs w:val="23"/>
-              </w:rPr>
-              <w:lastRenderedPageBreak/>
+              <w:spacing w:after="0" w:line="240" w:lineRule="auto"/>
+              <w:rPr>
+                <w:rFonts w:ascii="Segoe UI" w:hAnsi="Segoe UI" w:cs="Segoe UI"/>
+                <w:sz w:val="23"/>
+                <w:szCs w:val="23"/>
+              </w:rPr>
+            </w:pPr>
+            <w:r>
+              <w:rPr>
+                <w:rFonts w:ascii="Segoe UI" w:hAnsi="Segoe UI" w:cs="Segoe UI"/>
+                <w:sz w:val="23"/>
+                <w:szCs w:val="23"/>
+              </w:rPr>
               <w:t>Channel</w:t>
             </w:r>
           </w:p>
         </w:tc>
         <w:tc>
           <w:tcPr>
-            <w:tcW w:w="0" w:type="auto"/>
+            <w:tcW w:w="3600" w:type="dxa"/>
             <w:tcBorders>
               <w:top w:val="nil"/>
             </w:tcBorders>
@@ -3968,7 +4014,7 @@
           </w:tcPr>
           <w:p>
             <w:pPr>
-              <w:spacing w:line="375" w:lineRule="atLeast"/>
+              <w:spacing w:after="0" w:line="240" w:lineRule="auto"/>
               <w:rPr>
                 <w:rFonts w:ascii="Segoe UI" w:hAnsi="Segoe UI" w:cs="Segoe UI"/>
                 <w:sz w:val="23"/>
@@ -4002,7 +4048,7 @@
           </w:tcPr>
           <w:p>
             <w:pPr>
-              <w:spacing w:line="375" w:lineRule="atLeast"/>
+              <w:spacing w:after="0" w:line="240" w:lineRule="auto"/>
               <w:rPr>
                 <w:rFonts w:ascii="Segoe UI" w:hAnsi="Segoe UI" w:cs="Segoe UI"/>
                 <w:sz w:val="23"/>
@@ -4023,7 +4069,7 @@
       <w:tr>
         <w:tc>
           <w:tcPr>
-            <w:tcW w:w="0" w:type="auto"/>
+            <w:tcW w:w="2340" w:type="dxa"/>
             <w:tcMar>
               <w:top w:w="150" w:type="dxa"/>
               <w:left w:w="0" w:type="dxa"/>
@@ -4035,7 +4081,7 @@
           </w:tcPr>
           <w:p>
             <w:pPr>
-              <w:spacing w:line="375" w:lineRule="atLeast"/>
+              <w:spacing w:after="0" w:line="240" w:lineRule="auto"/>
               <w:rPr>
                 <w:rFonts w:ascii="Segoe UI" w:hAnsi="Segoe UI" w:cs="Segoe UI"/>
                 <w:sz w:val="23"/>
@@ -4054,7 +4100,7 @@
         </w:tc>
         <w:tc>
           <w:tcPr>
-            <w:tcW w:w="0" w:type="auto"/>
+            <w:tcW w:w="3600" w:type="dxa"/>
             <w:tcMar>
               <w:top w:w="150" w:type="dxa"/>
               <w:left w:w="240" w:type="dxa"/>
@@ -4066,7 +4112,7 @@
           </w:tcPr>
           <w:p>
             <w:pPr>
-              <w:spacing w:line="375" w:lineRule="atLeast"/>
+              <w:spacing w:after="0" w:line="240" w:lineRule="auto"/>
               <w:rPr>
                 <w:rFonts w:ascii="Segoe UI" w:hAnsi="Segoe UI" w:cs="Segoe UI"/>
                 <w:sz w:val="23"/>
@@ -4097,7 +4143,7 @@
           </w:tcPr>
           <w:p>
             <w:pPr>
-              <w:spacing w:line="375" w:lineRule="atLeast"/>
+              <w:spacing w:after="0" w:line="240" w:lineRule="auto"/>
               <w:rPr>
                 <w:rFonts w:ascii="Segoe UI" w:hAnsi="Segoe UI" w:cs="Segoe UI"/>
                 <w:sz w:val="23"/>
@@ -4118,7 +4164,7 @@
       <w:tr>
         <w:tc>
           <w:tcPr>
-            <w:tcW w:w="0" w:type="auto"/>
+            <w:tcW w:w="2340" w:type="dxa"/>
             <w:tcMar>
               <w:top w:w="150" w:type="dxa"/>
               <w:left w:w="0" w:type="dxa"/>
@@ -4130,7 +4176,7 @@
           </w:tcPr>
           <w:p>
             <w:pPr>
-              <w:spacing w:line="375" w:lineRule="atLeast"/>
+              <w:spacing w:after="0" w:line="240" w:lineRule="auto"/>
               <w:rPr>
                 <w:rFonts w:ascii="Segoe UI" w:hAnsi="Segoe UI" w:cs="Segoe UI"/>
                 <w:sz w:val="23"/>
@@ -4149,7 +4195,7 @@
         </w:tc>
         <w:tc>
           <w:tcPr>
-            <w:tcW w:w="0" w:type="auto"/>
+            <w:tcW w:w="3600" w:type="dxa"/>
             <w:tcMar>
               <w:top w:w="150" w:type="dxa"/>
               <w:left w:w="240" w:type="dxa"/>
@@ -4161,7 +4207,7 @@
           </w:tcPr>
           <w:p>
             <w:pPr>
-              <w:spacing w:line="375" w:lineRule="atLeast"/>
+              <w:spacing w:after="0" w:line="240" w:lineRule="auto"/>
               <w:rPr>
                 <w:rFonts w:ascii="Segoe UI" w:hAnsi="Segoe UI" w:cs="Segoe UI"/>
                 <w:sz w:val="23"/>
@@ -4192,7 +4238,7 @@
           </w:tcPr>
           <w:p>
             <w:pPr>
-              <w:spacing w:line="375" w:lineRule="atLeast"/>
+              <w:spacing w:after="0" w:line="240" w:lineRule="auto"/>
               <w:rPr>
                 <w:rFonts w:ascii="Segoe UI" w:hAnsi="Segoe UI" w:cs="Segoe UI"/>
                 <w:sz w:val="23"/>
@@ -4213,7 +4259,7 @@
       <w:tr>
         <w:tc>
           <w:tcPr>
-            <w:tcW w:w="0" w:type="auto"/>
+            <w:tcW w:w="2340" w:type="dxa"/>
             <w:tcMar>
               <w:top w:w="150" w:type="dxa"/>
               <w:left w:w="0" w:type="dxa"/>
@@ -4225,7 +4271,7 @@
           </w:tcPr>
           <w:p>
             <w:pPr>
-              <w:spacing w:line="375" w:lineRule="atLeast"/>
+              <w:spacing w:after="0" w:line="240" w:lineRule="auto"/>
               <w:rPr>
                 <w:rFonts w:ascii="Segoe UI" w:hAnsi="Segoe UI" w:cs="Segoe UI"/>
                 <w:sz w:val="23"/>
@@ -4244,7 +4290,7 @@
         </w:tc>
         <w:tc>
           <w:tcPr>
-            <w:tcW w:w="0" w:type="auto"/>
+            <w:tcW w:w="3600" w:type="dxa"/>
             <w:tcMar>
               <w:top w:w="150" w:type="dxa"/>
               <w:left w:w="240" w:type="dxa"/>
@@ -4256,7 +4302,7 @@
           </w:tcPr>
           <w:p>
             <w:pPr>
-              <w:spacing w:line="375" w:lineRule="atLeast"/>
+              <w:spacing w:after="0" w:line="240" w:lineRule="auto"/>
               <w:rPr>
                 <w:rFonts w:ascii="Segoe UI" w:hAnsi="Segoe UI" w:cs="Segoe UI"/>
                 <w:sz w:val="23"/>
@@ -4287,7 +4333,7 @@
           </w:tcPr>
           <w:p>
             <w:pPr>
-              <w:spacing w:line="375" w:lineRule="atLeast"/>
+              <w:spacing w:after="0" w:line="240" w:lineRule="auto"/>
               <w:rPr>
                 <w:rFonts w:ascii="Segoe UI" w:hAnsi="Segoe UI" w:cs="Segoe UI"/>
                 <w:sz w:val="23"/>
@@ -4308,7 +4354,7 @@
       <w:tr>
         <w:tc>
           <w:tcPr>
-            <w:tcW w:w="0" w:type="auto"/>
+            <w:tcW w:w="2340" w:type="dxa"/>
             <w:tcMar>
               <w:top w:w="150" w:type="dxa"/>
               <w:left w:w="0" w:type="dxa"/>
@@ -4320,26 +4366,27 @@
           </w:tcPr>
           <w:p>
             <w:pPr>
-              <w:spacing w:line="375" w:lineRule="atLeast"/>
-              <w:rPr>
-                <w:rFonts w:ascii="Segoe UI" w:hAnsi="Segoe UI" w:cs="Segoe UI"/>
-                <w:sz w:val="23"/>
-                <w:szCs w:val="23"/>
-              </w:rPr>
-            </w:pPr>
-            <w:r>
-              <w:rPr>
-                <w:rFonts w:ascii="Segoe UI" w:hAnsi="Segoe UI" w:cs="Segoe UI"/>
-                <w:sz w:val="23"/>
-                <w:szCs w:val="23"/>
-              </w:rPr>
+              <w:spacing w:after="0" w:line="240" w:lineRule="auto"/>
+              <w:rPr>
+                <w:rFonts w:ascii="Segoe UI" w:hAnsi="Segoe UI" w:cs="Segoe UI"/>
+                <w:sz w:val="23"/>
+                <w:szCs w:val="23"/>
+              </w:rPr>
+            </w:pPr>
+            <w:r>
+              <w:rPr>
+                <w:rFonts w:ascii="Segoe UI" w:hAnsi="Segoe UI" w:cs="Segoe UI"/>
+                <w:sz w:val="23"/>
+                <w:szCs w:val="23"/>
+              </w:rPr>
+              <w:lastRenderedPageBreak/>
               <w:t>Video conferencing</w:t>
             </w:r>
           </w:p>
         </w:tc>
         <w:tc>
           <w:tcPr>
-            <w:tcW w:w="0" w:type="auto"/>
+            <w:tcW w:w="3600" w:type="dxa"/>
             <w:tcMar>
               <w:top w:w="150" w:type="dxa"/>
               <w:left w:w="240" w:type="dxa"/>
@@ -4351,7 +4398,7 @@
           </w:tcPr>
           <w:p>
             <w:pPr>
-              <w:spacing w:line="375" w:lineRule="atLeast"/>
+              <w:spacing w:after="0" w:line="240" w:lineRule="auto"/>
               <w:rPr>
                 <w:rFonts w:ascii="Segoe UI" w:hAnsi="Segoe UI" w:cs="Segoe UI"/>
                 <w:sz w:val="23"/>
@@ -4382,7 +4429,7 @@
           </w:tcPr>
           <w:p>
             <w:pPr>
-              <w:spacing w:line="375" w:lineRule="atLeast"/>
+              <w:spacing w:after="0" w:line="240" w:lineRule="auto"/>
               <w:rPr>
                 <w:rFonts w:ascii="Segoe UI" w:hAnsi="Segoe UI" w:cs="Segoe UI"/>
                 <w:sz w:val="23"/>
@@ -4403,7 +4450,7 @@
       <w:tr>
         <w:tc>
           <w:tcPr>
-            <w:tcW w:w="0" w:type="auto"/>
+            <w:tcW w:w="2340" w:type="dxa"/>
             <w:tcMar>
               <w:top w:w="150" w:type="dxa"/>
               <w:left w:w="0" w:type="dxa"/>
@@ -4415,7 +4462,7 @@
           </w:tcPr>
           <w:p>
             <w:pPr>
-              <w:spacing w:line="375" w:lineRule="atLeast"/>
+              <w:spacing w:after="0" w:line="240" w:lineRule="auto"/>
               <w:rPr>
                 <w:rFonts w:ascii="Segoe UI" w:hAnsi="Segoe UI" w:cs="Segoe UI"/>
                 <w:sz w:val="23"/>
@@ -4434,7 +4481,7 @@
         </w:tc>
         <w:tc>
           <w:tcPr>
-            <w:tcW w:w="0" w:type="auto"/>
+            <w:tcW w:w="3600" w:type="dxa"/>
             <w:tcMar>
               <w:top w:w="150" w:type="dxa"/>
               <w:left w:w="240" w:type="dxa"/>
@@ -4446,7 +4493,7 @@
           </w:tcPr>
           <w:p>
             <w:pPr>
-              <w:spacing w:line="375" w:lineRule="atLeast"/>
+              <w:spacing w:after="0" w:line="240" w:lineRule="auto"/>
               <w:rPr>
                 <w:rFonts w:ascii="Segoe UI" w:hAnsi="Segoe UI" w:cs="Segoe UI"/>
                 <w:sz w:val="23"/>
@@ -4477,7 +4524,7 @@
           </w:tcPr>
           <w:p>
             <w:pPr>
-              <w:spacing w:line="375" w:lineRule="atLeast"/>
+              <w:spacing w:after="0" w:line="240" w:lineRule="auto"/>
               <w:rPr>
                 <w:rFonts w:ascii="Segoe UI" w:hAnsi="Segoe UI" w:cs="Segoe UI"/>
                 <w:sz w:val="23"/>
@@ -4500,7 +4547,19 @@
       <w:pPr>
         <w:pStyle w:val="ds-markdown-paragraph"/>
         <w:shd w:val="clear" w:color="auto" w:fill="FFFFFF"/>
-        <w:spacing w:before="240" w:beforeAutospacing="0" w:after="240" w:afterAutospacing="0"/>
+        <w:spacing w:before="240" w:beforeAutospacing="0" w:after="0" w:afterAutospacing="0"/>
+        <w:rPr>
+          <w:rStyle w:val="Strong"/>
+          <w:rFonts w:ascii="Segoe UI" w:hAnsi="Segoe UI" w:cs="Segoe UI"/>
+          <w:color w:val="0F1115"/>
+        </w:rPr>
+      </w:pPr>
+    </w:p>
+    <w:p>
+      <w:pPr>
+        <w:pStyle w:val="ds-markdown-paragraph"/>
+        <w:shd w:val="clear" w:color="auto" w:fill="FFFFFF"/>
+        <w:spacing w:before="0" w:beforeAutospacing="0" w:after="0" w:afterAutospacing="0"/>
         <w:rPr>
           <w:rFonts w:ascii="Segoe UI" w:hAnsi="Segoe UI" w:cs="Segoe UI"/>
           <w:color w:val="0F1115"/>
@@ -4551,7 +4610,7 @@
           </w:tcPr>
           <w:p>
             <w:pPr>
-              <w:spacing w:line="375" w:lineRule="atLeast"/>
+              <w:spacing w:after="0" w:line="240" w:lineRule="auto"/>
               <w:rPr>
                 <w:rFonts w:ascii="Segoe UI" w:hAnsi="Segoe UI" w:cs="Segoe UI"/>
                 <w:sz w:val="23"/>
@@ -4585,7 +4644,7 @@
           </w:tcPr>
           <w:p>
             <w:pPr>
-              <w:spacing w:line="375" w:lineRule="atLeast"/>
+              <w:spacing w:after="0" w:line="240" w:lineRule="auto"/>
               <w:rPr>
                 <w:rFonts w:ascii="Segoe UI" w:hAnsi="Segoe UI" w:cs="Segoe UI"/>
                 <w:sz w:val="23"/>
@@ -4618,7 +4677,7 @@
           </w:tcPr>
           <w:p>
             <w:pPr>
-              <w:spacing w:line="375" w:lineRule="atLeast"/>
+              <w:spacing w:after="0" w:line="240" w:lineRule="auto"/>
               <w:rPr>
                 <w:rFonts w:ascii="Segoe UI" w:hAnsi="Segoe UI" w:cs="Segoe UI"/>
                 <w:sz w:val="23"/>
@@ -4649,7 +4708,7 @@
           </w:tcPr>
           <w:p>
             <w:pPr>
-              <w:spacing w:line="375" w:lineRule="atLeast"/>
+              <w:spacing w:after="0" w:line="240" w:lineRule="auto"/>
               <w:rPr>
                 <w:rFonts w:ascii="Segoe UI" w:hAnsi="Segoe UI" w:cs="Segoe UI"/>
                 <w:sz w:val="23"/>
@@ -4682,7 +4741,7 @@
           </w:tcPr>
           <w:p>
             <w:pPr>
-              <w:spacing w:line="375" w:lineRule="atLeast"/>
+              <w:spacing w:after="0" w:line="240" w:lineRule="auto"/>
               <w:rPr>
                 <w:rFonts w:ascii="Segoe UI" w:hAnsi="Segoe UI" w:cs="Segoe UI"/>
                 <w:sz w:val="23"/>
@@ -4713,7 +4772,7 @@
           </w:tcPr>
           <w:p>
             <w:pPr>
-              <w:spacing w:line="375" w:lineRule="atLeast"/>
+              <w:spacing w:after="0" w:line="240" w:lineRule="auto"/>
               <w:rPr>
                 <w:rFonts w:ascii="Segoe UI" w:hAnsi="Segoe UI" w:cs="Segoe UI"/>
                 <w:sz w:val="23"/>
@@ -4746,7 +4805,7 @@
           </w:tcPr>
           <w:p>
             <w:pPr>
-              <w:spacing w:line="375" w:lineRule="atLeast"/>
+              <w:spacing w:after="0" w:line="240" w:lineRule="auto"/>
               <w:rPr>
                 <w:rFonts w:ascii="Segoe UI" w:hAnsi="Segoe UI" w:cs="Segoe UI"/>
                 <w:sz w:val="23"/>
@@ -4777,7 +4836,7 @@
           </w:tcPr>
           <w:p>
             <w:pPr>
-              <w:spacing w:line="375" w:lineRule="atLeast"/>
+              <w:spacing w:after="0" w:line="240" w:lineRule="auto"/>
               <w:rPr>
                 <w:rFonts w:ascii="Segoe UI" w:hAnsi="Segoe UI" w:cs="Segoe UI"/>
                 <w:sz w:val="23"/>
@@ -4810,7 +4869,7 @@
           </w:tcPr>
           <w:p>
             <w:pPr>
-              <w:spacing w:line="375" w:lineRule="atLeast"/>
+              <w:spacing w:after="0" w:line="240" w:lineRule="auto"/>
               <w:rPr>
                 <w:rFonts w:ascii="Segoe UI" w:hAnsi="Segoe UI" w:cs="Segoe UI"/>
                 <w:sz w:val="23"/>
@@ -4841,7 +4900,7 @@
           </w:tcPr>
           <w:p>
             <w:pPr>
-              <w:spacing w:line="375" w:lineRule="atLeast"/>
+              <w:spacing w:after="0" w:line="240" w:lineRule="auto"/>
               <w:rPr>
                 <w:rFonts w:ascii="Segoe UI" w:hAnsi="Segoe UI" w:cs="Segoe UI"/>
                 <w:sz w:val="23"/>
@@ -4874,7 +4933,7 @@
           </w:tcPr>
           <w:p>
             <w:pPr>
-              <w:spacing w:line="375" w:lineRule="atLeast"/>
+              <w:spacing w:after="0" w:line="240" w:lineRule="auto"/>
               <w:rPr>
                 <w:rFonts w:ascii="Segoe UI" w:hAnsi="Segoe UI" w:cs="Segoe UI"/>
                 <w:sz w:val="23"/>
@@ -4905,7 +4964,7 @@
           </w:tcPr>
           <w:p>
             <w:pPr>
-              <w:spacing w:line="375" w:lineRule="atLeast"/>
+              <w:spacing w:after="0" w:line="240" w:lineRule="auto"/>
               <w:rPr>
                 <w:rFonts w:ascii="Segoe UI" w:hAnsi="Segoe UI" w:cs="Segoe UI"/>
                 <w:sz w:val="23"/>
@@ -4928,7 +4987,7 @@
       <w:pPr>
         <w:pStyle w:val="ds-markdown-paragraph"/>
         <w:shd w:val="clear" w:color="auto" w:fill="FFFFFF"/>
-        <w:spacing w:before="240" w:beforeAutospacing="0" w:after="240" w:afterAutospacing="0"/>
+        <w:spacing w:before="240" w:beforeAutospacing="0" w:after="0" w:afterAutospacing="0"/>
         <w:rPr>
           <w:rFonts w:ascii="Segoe UI" w:hAnsi="Segoe UI" w:cs="Segoe UI"/>
           <w:color w:val="0F1115"/>
@@ -4954,7 +5013,7 @@
       <w:pPr>
         <w:pStyle w:val="Heading3"/>
         <w:shd w:val="clear" w:color="auto" w:fill="FFFFFF"/>
-        <w:spacing w:before="480" w:beforeAutospacing="0" w:after="240" w:afterAutospacing="0" w:line="450" w:lineRule="atLeast"/>
+        <w:spacing w:before="480" w:beforeAutospacing="0" w:after="0" w:afterAutospacing="0"/>
         <w:rPr>
           <w:rFonts w:ascii="Segoe UI" w:hAnsi="Segoe UI" w:cs="Segoe UI"/>
           <w:color w:val="0F1115"/>
@@ -4969,13 +5028,12 @@
           <w:sz w:val="30"/>
           <w:szCs w:val="30"/>
         </w:rPr>
-        <w:lastRenderedPageBreak/>
         <w:t>Workplace Etiquette Summary</w:t>
       </w:r>
     </w:p>
     <w:tbl>
       <w:tblPr>
-        <w:tblW w:w="11280" w:type="dxa"/>
+        <w:tblW w:w="11143" w:type="dxa"/>
         <w:tblCellMar>
           <w:top w:w="15" w:type="dxa"/>
           <w:left w:w="15" w:type="dxa"/>
@@ -4985,8 +5043,8 @@
         <w:tblLook w:val="04A0" w:firstRow="1" w:lastRow="0" w:firstColumn="1" w:lastColumn="0" w:noHBand="0" w:noVBand="1"/>
       </w:tblPr>
       <w:tblGrid>
-        <w:gridCol w:w="3753"/>
-        <w:gridCol w:w="7527"/>
+        <w:gridCol w:w="3870"/>
+        <w:gridCol w:w="7273"/>
       </w:tblGrid>
       <w:tr>
         <w:trPr>
@@ -4994,7 +5052,7 @@
         </w:trPr>
         <w:tc>
           <w:tcPr>
-            <w:tcW w:w="0" w:type="auto"/>
+            <w:tcW w:w="3870" w:type="dxa"/>
             <w:tcBorders>
               <w:top w:val="nil"/>
             </w:tcBorders>
@@ -5009,7 +5067,7 @@
           </w:tcPr>
           <w:p>
             <w:pPr>
-              <w:spacing w:line="375" w:lineRule="atLeast"/>
+              <w:spacing w:after="0" w:line="240" w:lineRule="auto"/>
               <w:rPr>
                 <w:rFonts w:ascii="Segoe UI" w:hAnsi="Segoe UI" w:cs="Segoe UI"/>
                 <w:sz w:val="23"/>
@@ -5043,7 +5101,8 @@
           </w:tcPr>
           <w:p>
             <w:pPr>
-              <w:spacing w:line="375" w:lineRule="atLeast"/>
+              <w:spacing w:after="0" w:line="240" w:lineRule="auto"/>
+              <w:ind w:right="1903"/>
               <w:rPr>
                 <w:rFonts w:ascii="Segoe UI" w:hAnsi="Segoe UI" w:cs="Segoe UI"/>
                 <w:sz w:val="23"/>
@@ -5064,7 +5123,7 @@
       <w:tr>
         <w:tc>
           <w:tcPr>
-            <w:tcW w:w="0" w:type="auto"/>
+            <w:tcW w:w="3870" w:type="dxa"/>
             <w:tcMar>
               <w:top w:w="150" w:type="dxa"/>
               <w:left w:w="0" w:type="dxa"/>
@@ -5076,7 +5135,7 @@
           </w:tcPr>
           <w:p>
             <w:pPr>
-              <w:spacing w:line="375" w:lineRule="atLeast"/>
+              <w:spacing w:after="0" w:line="240" w:lineRule="auto"/>
               <w:rPr>
                 <w:rFonts w:ascii="Segoe UI" w:hAnsi="Segoe UI" w:cs="Segoe UI"/>
                 <w:sz w:val="23"/>
@@ -5107,7 +5166,8 @@
           </w:tcPr>
           <w:p>
             <w:pPr>
-              <w:spacing w:line="375" w:lineRule="atLeast"/>
+              <w:spacing w:after="0" w:line="240" w:lineRule="auto"/>
+              <w:ind w:right="1903"/>
               <w:rPr>
                 <w:rFonts w:ascii="Segoe UI" w:hAnsi="Segoe UI" w:cs="Segoe UI"/>
                 <w:sz w:val="23"/>
@@ -5128,7 +5188,7 @@
       <w:tr>
         <w:tc>
           <w:tcPr>
-            <w:tcW w:w="0" w:type="auto"/>
+            <w:tcW w:w="3870" w:type="dxa"/>
             <w:tcMar>
               <w:top w:w="150" w:type="dxa"/>
               <w:left w:w="0" w:type="dxa"/>
@@ -5140,7 +5200,7 @@
           </w:tcPr>
           <w:p>
             <w:pPr>
-              <w:spacing w:line="375" w:lineRule="atLeast"/>
+              <w:spacing w:after="0" w:line="240" w:lineRule="auto"/>
               <w:rPr>
                 <w:rFonts w:ascii="Segoe UI" w:hAnsi="Segoe UI" w:cs="Segoe UI"/>
                 <w:sz w:val="23"/>
@@ -5171,7 +5231,8 @@
           </w:tcPr>
           <w:p>
             <w:pPr>
-              <w:spacing w:line="375" w:lineRule="atLeast"/>
+              <w:spacing w:after="0" w:line="240" w:lineRule="auto"/>
+              <w:ind w:right="1903"/>
               <w:rPr>
                 <w:rFonts w:ascii="Segoe UI" w:hAnsi="Segoe UI" w:cs="Segoe UI"/>
                 <w:sz w:val="23"/>
@@ -5192,7 +5253,7 @@
       <w:tr>
         <w:tc>
           <w:tcPr>
-            <w:tcW w:w="0" w:type="auto"/>
+            <w:tcW w:w="3870" w:type="dxa"/>
             <w:tcMar>
               <w:top w:w="150" w:type="dxa"/>
               <w:left w:w="0" w:type="dxa"/>
@@ -5204,7 +5265,7 @@
           </w:tcPr>
           <w:p>
             <w:pPr>
-              <w:spacing w:line="375" w:lineRule="atLeast"/>
+              <w:spacing w:after="0" w:line="240" w:lineRule="auto"/>
               <w:rPr>
                 <w:rFonts w:ascii="Segoe UI" w:hAnsi="Segoe UI" w:cs="Segoe UI"/>
                 <w:sz w:val="23"/>
@@ -5235,7 +5296,8 @@
           </w:tcPr>
           <w:p>
             <w:pPr>
-              <w:spacing w:line="375" w:lineRule="atLeast"/>
+              <w:spacing w:after="0" w:line="240" w:lineRule="auto"/>
+              <w:ind w:right="1903"/>
               <w:rPr>
                 <w:rFonts w:ascii="Segoe UI" w:hAnsi="Segoe UI" w:cs="Segoe UI"/>
                 <w:sz w:val="23"/>
@@ -5256,7 +5318,7 @@
       <w:tr>
         <w:tc>
           <w:tcPr>
-            <w:tcW w:w="0" w:type="auto"/>
+            <w:tcW w:w="3870" w:type="dxa"/>
             <w:tcMar>
               <w:top w:w="150" w:type="dxa"/>
               <w:left w:w="0" w:type="dxa"/>
@@ -5268,7 +5330,7 @@
           </w:tcPr>
           <w:p>
             <w:pPr>
-              <w:spacing w:line="375" w:lineRule="atLeast"/>
+              <w:spacing w:after="0" w:line="240" w:lineRule="auto"/>
               <w:rPr>
                 <w:rFonts w:ascii="Segoe UI" w:hAnsi="Segoe UI" w:cs="Segoe UI"/>
                 <w:sz w:val="23"/>
@@ -5299,7 +5361,8 @@
           </w:tcPr>
           <w:p>
             <w:pPr>
-              <w:spacing w:line="375" w:lineRule="atLeast"/>
+              <w:spacing w:after="0" w:line="240" w:lineRule="auto"/>
+              <w:ind w:right="1903"/>
               <w:rPr>
                 <w:rFonts w:ascii="Segoe UI" w:hAnsi="Segoe UI" w:cs="Segoe UI"/>
                 <w:sz w:val="23"/>
@@ -5320,7 +5383,7 @@
       <w:tr>
         <w:tc>
           <w:tcPr>
-            <w:tcW w:w="0" w:type="auto"/>
+            <w:tcW w:w="3870" w:type="dxa"/>
             <w:tcMar>
               <w:top w:w="150" w:type="dxa"/>
               <w:left w:w="0" w:type="dxa"/>
@@ -5332,7 +5395,7 @@
           </w:tcPr>
           <w:p>
             <w:pPr>
-              <w:spacing w:line="375" w:lineRule="atLeast"/>
+              <w:spacing w:after="0" w:line="240" w:lineRule="auto"/>
               <w:rPr>
                 <w:rFonts w:ascii="Segoe UI" w:hAnsi="Segoe UI" w:cs="Segoe UI"/>
                 <w:sz w:val="23"/>
@@ -5363,7 +5426,8 @@
           </w:tcPr>
           <w:p>
             <w:pPr>
-              <w:spacing w:line="375" w:lineRule="atLeast"/>
+              <w:spacing w:after="0" w:line="240" w:lineRule="auto"/>
+              <w:ind w:right="1903"/>
               <w:rPr>
                 <w:rFonts w:ascii="Segoe UI" w:hAnsi="Segoe UI" w:cs="Segoe UI"/>
                 <w:sz w:val="23"/>
@@ -5384,7 +5448,7 @@
       <w:tr>
         <w:tc>
           <w:tcPr>
-            <w:tcW w:w="0" w:type="auto"/>
+            <w:tcW w:w="3870" w:type="dxa"/>
             <w:tcMar>
               <w:top w:w="150" w:type="dxa"/>
               <w:left w:w="0" w:type="dxa"/>
@@ -5396,19 +5460,20 @@
           </w:tcPr>
           <w:p>
             <w:pPr>
-              <w:spacing w:line="375" w:lineRule="atLeast"/>
-              <w:rPr>
-                <w:rFonts w:ascii="Segoe UI" w:hAnsi="Segoe UI" w:cs="Segoe UI"/>
-                <w:sz w:val="23"/>
-                <w:szCs w:val="23"/>
-              </w:rPr>
-            </w:pPr>
-            <w:r>
-              <w:rPr>
-                <w:rFonts w:ascii="Segoe UI" w:hAnsi="Segoe UI" w:cs="Segoe UI"/>
-                <w:sz w:val="23"/>
-                <w:szCs w:val="23"/>
-              </w:rPr>
+              <w:spacing w:after="0" w:line="240" w:lineRule="auto"/>
+              <w:rPr>
+                <w:rFonts w:ascii="Segoe UI" w:hAnsi="Segoe UI" w:cs="Segoe UI"/>
+                <w:sz w:val="23"/>
+                <w:szCs w:val="23"/>
+              </w:rPr>
+            </w:pPr>
+            <w:r>
+              <w:rPr>
+                <w:rFonts w:ascii="Segoe UI" w:hAnsi="Segoe UI" w:cs="Segoe UI"/>
+                <w:sz w:val="23"/>
+                <w:szCs w:val="23"/>
+              </w:rPr>
+              <w:lastRenderedPageBreak/>
               <w:t>Communication</w:t>
             </w:r>
           </w:p>
@@ -5427,20 +5492,63 @@
           </w:tcPr>
           <w:p>
             <w:pPr>
-              <w:spacing w:line="375" w:lineRule="atLeast"/>
-              <w:rPr>
-                <w:rFonts w:ascii="Segoe UI" w:hAnsi="Segoe UI" w:cs="Segoe UI"/>
-                <w:sz w:val="23"/>
-                <w:szCs w:val="23"/>
-              </w:rPr>
-            </w:pPr>
-            <w:r>
-              <w:rPr>
-                <w:rFonts w:ascii="Segoe UI" w:hAnsi="Segoe UI" w:cs="Segoe UI"/>
-                <w:sz w:val="23"/>
-                <w:szCs w:val="23"/>
-              </w:rPr>
-              <w:t>Follow netiquette, phone etiquette, channel norms, and data privacy</w:t>
+              <w:spacing w:after="0" w:line="240" w:lineRule="auto"/>
+              <w:ind w:right="1903"/>
+              <w:rPr>
+                <w:rFonts w:ascii="Segoe UI" w:hAnsi="Segoe UI" w:cs="Segoe UI"/>
+                <w:sz w:val="23"/>
+                <w:szCs w:val="23"/>
+              </w:rPr>
+            </w:pPr>
+            <w:r>
+              <w:rPr>
+                <w:rFonts w:ascii="Segoe UI" w:hAnsi="Segoe UI" w:cs="Segoe UI"/>
+                <w:sz w:val="23"/>
+                <w:szCs w:val="23"/>
+              </w:rPr>
+              <w:t xml:space="preserve">Follow </w:t>
+            </w:r>
+            <w:r>
+              <w:rPr>
+                <w:rFonts w:ascii="Segoe UI" w:hAnsi="Segoe UI" w:cs="Segoe UI"/>
+                <w:sz w:val="23"/>
+                <w:szCs w:val="23"/>
+              </w:rPr>
+              <w:t>net/</w:t>
+            </w:r>
+            <w:r>
+              <w:rPr>
+                <w:rFonts w:ascii="Segoe UI" w:hAnsi="Segoe UI" w:cs="Segoe UI"/>
+                <w:sz w:val="23"/>
+                <w:szCs w:val="23"/>
+              </w:rPr>
+              <w:t xml:space="preserve"> phone etiquette,</w:t>
+            </w:r>
+            <w:r>
+              <w:rPr>
+                <w:rFonts w:ascii="Segoe UI" w:hAnsi="Segoe UI" w:cs="Segoe UI"/>
+                <w:sz w:val="23"/>
+                <w:szCs w:val="23"/>
+              </w:rPr>
+              <w:t xml:space="preserve"> channel norms,</w:t>
+            </w:r>
+            <w:r>
+              <w:rPr>
+                <w:rFonts w:ascii="Segoe UI" w:hAnsi="Segoe UI" w:cs="Segoe UI"/>
+                <w:sz w:val="23"/>
+                <w:szCs w:val="23"/>
+              </w:rPr>
+              <w:t xml:space="preserve"> and </w:t>
+            </w:r>
+            <w:bookmarkStart w:id="0" w:name="_GoBack"/>
+            <w:bookmarkEnd w:id="0"/>
+            <w:r>
+              <w:rPr>
+                <w:rFonts w:ascii="Segoe UI" w:hAnsi="Segoe UI" w:cs="Segoe UI"/>
+                <w:sz w:val="23"/>
+                <w:szCs w:val="23"/>
+              </w:rPr>
+              <w:t>data privacy</w:t>
             </w:r>
           </w:p>
         </w:tc>
@@ -5448,7 +5556,7 @@
     </w:tbl>
     <w:p>
       <w:pPr>
-        <w:spacing w:before="480" w:after="480"/>
+        <w:spacing w:before="480" w:after="0" w:line="240" w:lineRule="auto"/>
         <w:rPr>
           <w:rFonts w:ascii="Times New Roman" w:hAnsi="Times New Roman" w:cs="Times New Roman"/>
           <w:sz w:val="24"/>
@@ -5457,7 +5565,7 @@
       </w:pPr>
       <w:r>
         <w:pict>
-          <v:rect id="_x0000_i1027" style="width:0;height:.75pt" o:hralign="center" o:hrstd="t" o:hr="t" fillcolor="#a0a0a0" stroked="f"/>
+          <v:rect id="_x0000_i1028" style="width:0;height:.75pt" o:hralign="center" o:hrstd="t" o:hr="t" fillcolor="#a0a0a0" stroked="f"/>
         </w:pict>
       </w:r>
     </w:p>
@@ -5465,7 +5573,7 @@
       <w:pPr>
         <w:pStyle w:val="Heading2"/>
         <w:shd w:val="clear" w:color="auto" w:fill="FFFFFF"/>
-        <w:spacing w:before="480" w:beforeAutospacing="0" w:after="240" w:afterAutospacing="0" w:line="480" w:lineRule="atLeast"/>
+        <w:spacing w:before="480" w:beforeAutospacing="0" w:after="0" w:afterAutospacing="0"/>
         <w:rPr>
           <w:rFonts w:ascii="Segoe UI" w:hAnsi="Segoe UI" w:cs="Segoe UI"/>
           <w:color w:val="0F1115"/>
@@ -5487,7 +5595,7 @@
       <w:pPr>
         <w:pStyle w:val="ds-markdown-paragraph"/>
         <w:shd w:val="clear" w:color="auto" w:fill="FFFFFF"/>
-        <w:spacing w:before="240" w:beforeAutospacing="0" w:after="240" w:afterAutospacing="0"/>
+        <w:spacing w:before="240" w:beforeAutospacing="0" w:after="0" w:afterAutospacing="0"/>
         <w:rPr>
           <w:rFonts w:ascii="Segoe UI" w:hAnsi="Segoe UI" w:cs="Segoe UI"/>
           <w:color w:val="0F1115"/>
@@ -5505,7 +5613,7 @@
       <w:pPr>
         <w:pStyle w:val="Heading3"/>
         <w:shd w:val="clear" w:color="auto" w:fill="FFFFFF"/>
-        <w:spacing w:before="480" w:beforeAutospacing="0" w:after="240" w:afterAutospacing="0" w:line="450" w:lineRule="atLeast"/>
+        <w:spacing w:before="480" w:beforeAutospacing="0" w:after="0" w:afterAutospacing="0"/>
         <w:rPr>
           <w:rFonts w:ascii="Segoe UI" w:hAnsi="Segoe UI" w:cs="Segoe UI"/>
           <w:color w:val="0F1115"/>
@@ -5527,7 +5635,7 @@
       <w:pPr>
         <w:pStyle w:val="ds-markdown-paragraph"/>
         <w:shd w:val="clear" w:color="auto" w:fill="FFFFFF"/>
-        <w:spacing w:before="240" w:beforeAutospacing="0" w:after="240" w:afterAutospacing="0"/>
+        <w:spacing w:before="240" w:beforeAutospacing="0" w:after="0" w:afterAutospacing="0"/>
         <w:rPr>
           <w:rFonts w:ascii="Segoe UI" w:hAnsi="Segoe UI" w:cs="Segoe UI"/>
           <w:color w:val="0F1115"/>
@@ -5585,7 +5693,7 @@
           </w:tcPr>
           <w:p>
             <w:pPr>
-              <w:spacing w:line="375" w:lineRule="atLeast"/>
+              <w:spacing w:after="0" w:line="240" w:lineRule="auto"/>
               <w:rPr>
                 <w:rFonts w:ascii="Segoe UI" w:hAnsi="Segoe UI" w:cs="Segoe UI"/>
                 <w:sz w:val="23"/>
@@ -5619,7 +5727,7 @@
           </w:tcPr>
           <w:p>
             <w:pPr>
-              <w:spacing w:line="375" w:lineRule="atLeast"/>
+              <w:spacing w:after="0" w:line="240" w:lineRule="auto"/>
               <w:rPr>
                 <w:rFonts w:ascii="Segoe UI" w:hAnsi="Segoe UI" w:cs="Segoe UI"/>
                 <w:sz w:val="23"/>
@@ -5652,7 +5760,7 @@
           </w:tcPr>
           <w:p>
             <w:pPr>
-              <w:spacing w:line="375" w:lineRule="atLeast"/>
+              <w:spacing w:after="0" w:line="240" w:lineRule="auto"/>
               <w:rPr>
                 <w:rFonts w:ascii="Segoe UI" w:hAnsi="Segoe UI" w:cs="Segoe UI"/>
                 <w:sz w:val="23"/>
@@ -5683,7 +5791,7 @@
           </w:tcPr>
           <w:p>
             <w:pPr>
-              <w:spacing w:line="375" w:lineRule="atLeast"/>
+              <w:spacing w:after="0" w:line="240" w:lineRule="auto"/>
               <w:rPr>
                 <w:rFonts w:ascii="Segoe UI" w:hAnsi="Segoe UI" w:cs="Segoe UI"/>
                 <w:sz w:val="23"/>
@@ -5716,20 +5824,19 @@
           </w:tcPr>
           <w:p>
             <w:pPr>
-              <w:spacing w:line="375" w:lineRule="atLeast"/>
-              <w:rPr>
-                <w:rFonts w:ascii="Segoe UI" w:hAnsi="Segoe UI" w:cs="Segoe UI"/>
-                <w:sz w:val="23"/>
-                <w:szCs w:val="23"/>
-              </w:rPr>
-            </w:pPr>
-            <w:r>
-              <w:rPr>
-                <w:rFonts w:ascii="Segoe UI" w:hAnsi="Segoe UI" w:cs="Segoe UI"/>
-                <w:sz w:val="23"/>
-                <w:szCs w:val="23"/>
-              </w:rPr>
-              <w:lastRenderedPageBreak/>
+              <w:spacing w:after="0" w:line="240" w:lineRule="auto"/>
+              <w:rPr>
+                <w:rFonts w:ascii="Segoe UI" w:hAnsi="Segoe UI" w:cs="Segoe UI"/>
+                <w:sz w:val="23"/>
+                <w:szCs w:val="23"/>
+              </w:rPr>
+            </w:pPr>
+            <w:r>
+              <w:rPr>
+                <w:rFonts w:ascii="Segoe UI" w:hAnsi="Segoe UI" w:cs="Segoe UI"/>
+                <w:sz w:val="23"/>
+                <w:szCs w:val="23"/>
+              </w:rPr>
               <w:t>Avoiding distractions</w:t>
             </w:r>
           </w:p>
@@ -5748,7 +5855,7 @@
           </w:tcPr>
           <w:p>
             <w:pPr>
-              <w:spacing w:line="375" w:lineRule="atLeast"/>
+              <w:spacing w:after="0" w:line="240" w:lineRule="auto"/>
               <w:rPr>
                 <w:rFonts w:ascii="Segoe UI" w:hAnsi="Segoe UI" w:cs="Segoe UI"/>
                 <w:sz w:val="23"/>
@@ -5781,7 +5888,7 @@
           </w:tcPr>
           <w:p>
             <w:pPr>
-              <w:spacing w:line="375" w:lineRule="atLeast"/>
+              <w:spacing w:after="0" w:line="240" w:lineRule="auto"/>
               <w:rPr>
                 <w:rFonts w:ascii="Segoe UI" w:hAnsi="Segoe UI" w:cs="Segoe UI"/>
                 <w:sz w:val="23"/>
@@ -5812,7 +5919,7 @@
           </w:tcPr>
           <w:p>
             <w:pPr>
-              <w:spacing w:line="375" w:lineRule="atLeast"/>
+              <w:spacing w:after="0" w:line="240" w:lineRule="auto"/>
               <w:rPr>
                 <w:rFonts w:ascii="Segoe UI" w:hAnsi="Segoe UI" w:cs="Segoe UI"/>
                 <w:sz w:val="23"/>
@@ -5845,7 +5952,7 @@
           </w:tcPr>
           <w:p>
             <w:pPr>
-              <w:spacing w:line="375" w:lineRule="atLeast"/>
+              <w:spacing w:after="0" w:line="240" w:lineRule="auto"/>
               <w:rPr>
                 <w:rFonts w:ascii="Segoe UI" w:hAnsi="Segoe UI" w:cs="Segoe UI"/>
                 <w:sz w:val="23"/>
@@ -5876,7 +5983,7 @@
           </w:tcPr>
           <w:p>
             <w:pPr>
-              <w:spacing w:line="375" w:lineRule="atLeast"/>
+              <w:spacing w:after="0" w:line="240" w:lineRule="auto"/>
               <w:rPr>
                 <w:rFonts w:ascii="Segoe UI" w:hAnsi="Segoe UI" w:cs="Segoe UI"/>
                 <w:sz w:val="23"/>
@@ -5909,7 +6016,7 @@
           </w:tcPr>
           <w:p>
             <w:pPr>
-              <w:spacing w:line="375" w:lineRule="atLeast"/>
+              <w:spacing w:after="0" w:line="240" w:lineRule="auto"/>
               <w:rPr>
                 <w:rFonts w:ascii="Segoe UI" w:hAnsi="Segoe UI" w:cs="Segoe UI"/>
                 <w:sz w:val="23"/>
@@ -5940,7 +6047,7 @@
           </w:tcPr>
           <w:p>
             <w:pPr>
-              <w:spacing w:line="375" w:lineRule="atLeast"/>
+              <w:spacing w:after="0" w:line="240" w:lineRule="auto"/>
               <w:rPr>
                 <w:rFonts w:ascii="Segoe UI" w:hAnsi="Segoe UI" w:cs="Segoe UI"/>
                 <w:sz w:val="23"/>
@@ -5963,7 +6070,7 @@
       <w:pPr>
         <w:pStyle w:val="ds-markdown-paragraph"/>
         <w:shd w:val="clear" w:color="auto" w:fill="FFFFFF"/>
-        <w:spacing w:before="240" w:beforeAutospacing="0" w:after="240" w:afterAutospacing="0"/>
+        <w:spacing w:before="240" w:beforeAutospacing="0" w:after="0" w:afterAutospacing="0"/>
         <w:rPr>
           <w:rFonts w:ascii="Segoe UI" w:hAnsi="Segoe UI" w:cs="Segoe UI"/>
           <w:color w:val="0F1115"/>
@@ -5989,7 +6096,7 @@
       <w:pPr>
         <w:pStyle w:val="Heading3"/>
         <w:shd w:val="clear" w:color="auto" w:fill="FFFFFF"/>
-        <w:spacing w:before="480" w:beforeAutospacing="0" w:after="240" w:afterAutospacing="0" w:line="450" w:lineRule="atLeast"/>
+        <w:spacing w:before="480" w:beforeAutospacing="0" w:after="0" w:afterAutospacing="0"/>
         <w:rPr>
           <w:rFonts w:ascii="Segoe UI" w:hAnsi="Segoe UI" w:cs="Segoe UI"/>
           <w:color w:val="0F1115"/>
@@ -6011,7 +6118,7 @@
       <w:pPr>
         <w:pStyle w:val="ds-markdown-paragraph"/>
         <w:shd w:val="clear" w:color="auto" w:fill="FFFFFF"/>
-        <w:spacing w:before="240" w:beforeAutospacing="0" w:after="240" w:afterAutospacing="0"/>
+        <w:spacing w:before="240" w:beforeAutospacing="0" w:after="0" w:afterAutospacing="0"/>
         <w:rPr>
           <w:rFonts w:ascii="Segoe UI" w:hAnsi="Segoe UI" w:cs="Segoe UI"/>
           <w:color w:val="0F1115"/>
@@ -6037,7 +6144,7 @@
       <w:pPr>
         <w:pStyle w:val="Heading4"/>
         <w:shd w:val="clear" w:color="auto" w:fill="FFFFFF"/>
-        <w:spacing w:before="240" w:beforeAutospacing="0" w:after="240" w:afterAutospacing="0" w:line="420" w:lineRule="atLeast"/>
+        <w:spacing w:before="240" w:beforeAutospacing="0" w:after="0" w:afterAutospacing="0"/>
         <w:rPr>
           <w:rFonts w:ascii="Segoe UI" w:hAnsi="Segoe UI" w:cs="Segoe UI"/>
           <w:color w:val="0F1115"/>
@@ -6055,7 +6162,7 @@
       <w:pPr>
         <w:pStyle w:val="ds-markdown-paragraph"/>
         <w:shd w:val="clear" w:color="auto" w:fill="FFFFFF"/>
-        <w:spacing w:before="240" w:beforeAutospacing="0" w:after="240" w:afterAutospacing="0"/>
+        <w:spacing w:before="240" w:beforeAutospacing="0" w:after="0" w:afterAutospacing="0"/>
         <w:rPr>
           <w:rFonts w:ascii="Segoe UI" w:hAnsi="Segoe UI" w:cs="Segoe UI"/>
           <w:color w:val="0F1115"/>
@@ -6071,7 +6178,7 @@
     </w:p>
     <w:tbl>
       <w:tblPr>
-        <w:tblW w:w="11280" w:type="dxa"/>
+        <w:tblW w:w="10586" w:type="dxa"/>
         <w:tblCellMar>
           <w:top w:w="15" w:type="dxa"/>
           <w:left w:w="15" w:type="dxa"/>
@@ -6081,7 +6188,7 @@
         <w:tblLook w:val="04A0" w:firstRow="1" w:lastRow="0" w:firstColumn="1" w:lastColumn="0" w:noHBand="0" w:noVBand="1"/>
       </w:tblPr>
       <w:tblGrid>
-        <w:gridCol w:w="4384"/>
+        <w:gridCol w:w="3690"/>
         <w:gridCol w:w="6896"/>
       </w:tblGrid>
       <w:tr>
@@ -6090,7 +6197,7 @@
         </w:trPr>
         <w:tc>
           <w:tcPr>
-            <w:tcW w:w="0" w:type="auto"/>
+            <w:tcW w:w="3690" w:type="dxa"/>
             <w:tcBorders>
               <w:top w:val="nil"/>
             </w:tcBorders>
@@ -6105,19 +6212,20 @@
           </w:tcPr>
           <w:p>
             <w:pPr>
-              <w:spacing w:line="375" w:lineRule="atLeast"/>
-              <w:rPr>
-                <w:rFonts w:ascii="Segoe UI" w:hAnsi="Segoe UI" w:cs="Segoe UI"/>
-                <w:sz w:val="23"/>
-                <w:szCs w:val="23"/>
-              </w:rPr>
-            </w:pPr>
-            <w:r>
-              <w:rPr>
-                <w:rFonts w:ascii="Segoe UI" w:hAnsi="Segoe UI" w:cs="Segoe UI"/>
-                <w:sz w:val="23"/>
-                <w:szCs w:val="23"/>
-              </w:rPr>
+              <w:spacing w:after="0" w:line="240" w:lineRule="auto"/>
+              <w:rPr>
+                <w:rFonts w:ascii="Segoe UI" w:hAnsi="Segoe UI" w:cs="Segoe UI"/>
+                <w:sz w:val="23"/>
+                <w:szCs w:val="23"/>
+              </w:rPr>
+            </w:pPr>
+            <w:r>
+              <w:rPr>
+                <w:rFonts w:ascii="Segoe UI" w:hAnsi="Segoe UI" w:cs="Segoe UI"/>
+                <w:sz w:val="23"/>
+                <w:szCs w:val="23"/>
+              </w:rPr>
+              <w:lastRenderedPageBreak/>
               <w:t>Principle</w:t>
             </w:r>
           </w:p>
@@ -6139,7 +6247,7 @@
           </w:tcPr>
           <w:p>
             <w:pPr>
-              <w:spacing w:line="375" w:lineRule="atLeast"/>
+              <w:spacing w:after="0" w:line="240" w:lineRule="auto"/>
               <w:rPr>
                 <w:rFonts w:ascii="Segoe UI" w:hAnsi="Segoe UI" w:cs="Segoe UI"/>
                 <w:sz w:val="23"/>
@@ -6160,7 +6268,7 @@
       <w:tr>
         <w:tc>
           <w:tcPr>
-            <w:tcW w:w="0" w:type="auto"/>
+            <w:tcW w:w="3690" w:type="dxa"/>
             <w:tcMar>
               <w:top w:w="150" w:type="dxa"/>
               <w:left w:w="0" w:type="dxa"/>
@@ -6172,7 +6280,7 @@
           </w:tcPr>
           <w:p>
             <w:pPr>
-              <w:spacing w:line="375" w:lineRule="atLeast"/>
+              <w:spacing w:after="0" w:line="240" w:lineRule="auto"/>
               <w:rPr>
                 <w:rFonts w:ascii="Segoe UI" w:hAnsi="Segoe UI" w:cs="Segoe UI"/>
                 <w:sz w:val="23"/>
@@ -6203,7 +6311,7 @@
           </w:tcPr>
           <w:p>
             <w:pPr>
-              <w:spacing w:line="375" w:lineRule="atLeast"/>
+              <w:spacing w:after="0" w:line="240" w:lineRule="auto"/>
               <w:rPr>
                 <w:rFonts w:ascii="Segoe UI" w:hAnsi="Segoe UI" w:cs="Segoe UI"/>
                 <w:sz w:val="23"/>
@@ -6224,7 +6332,7 @@
       <w:tr>
         <w:tc>
           <w:tcPr>
-            <w:tcW w:w="0" w:type="auto"/>
+            <w:tcW w:w="3690" w:type="dxa"/>
             <w:tcMar>
               <w:top w:w="150" w:type="dxa"/>
               <w:left w:w="0" w:type="dxa"/>
@@ -6236,7 +6344,7 @@
           </w:tcPr>
           <w:p>
             <w:pPr>
-              <w:spacing w:line="375" w:lineRule="atLeast"/>
+              <w:spacing w:after="0" w:line="240" w:lineRule="auto"/>
               <w:rPr>
                 <w:rFonts w:ascii="Segoe UI" w:hAnsi="Segoe UI" w:cs="Segoe UI"/>
                 <w:sz w:val="23"/>
@@ -6267,7 +6375,7 @@
           </w:tcPr>
           <w:p>
             <w:pPr>
-              <w:spacing w:line="375" w:lineRule="atLeast"/>
+              <w:spacing w:after="0" w:line="240" w:lineRule="auto"/>
               <w:rPr>
                 <w:rFonts w:ascii="Segoe UI" w:hAnsi="Segoe UI" w:cs="Segoe UI"/>
                 <w:sz w:val="23"/>
@@ -6288,7 +6396,7 @@
       <w:tr>
         <w:tc>
           <w:tcPr>
-            <w:tcW w:w="0" w:type="auto"/>
+            <w:tcW w:w="3690" w:type="dxa"/>
             <w:tcMar>
               <w:top w:w="150" w:type="dxa"/>
               <w:left w:w="0" w:type="dxa"/>
@@ -6300,7 +6408,7 @@
           </w:tcPr>
           <w:p>
             <w:pPr>
-              <w:spacing w:line="375" w:lineRule="atLeast"/>
+              <w:spacing w:after="0" w:line="240" w:lineRule="auto"/>
               <w:rPr>
                 <w:rFonts w:ascii="Segoe UI" w:hAnsi="Segoe UI" w:cs="Segoe UI"/>
                 <w:sz w:val="23"/>
@@ -6331,7 +6439,7 @@
           </w:tcPr>
           <w:p>
             <w:pPr>
-              <w:spacing w:line="375" w:lineRule="atLeast"/>
+              <w:spacing w:after="0" w:line="240" w:lineRule="auto"/>
               <w:rPr>
                 <w:rFonts w:ascii="Segoe UI" w:hAnsi="Segoe UI" w:cs="Segoe UI"/>
                 <w:sz w:val="23"/>
@@ -6352,7 +6460,7 @@
       <w:tr>
         <w:tc>
           <w:tcPr>
-            <w:tcW w:w="0" w:type="auto"/>
+            <w:tcW w:w="3690" w:type="dxa"/>
             <w:tcMar>
               <w:top w:w="150" w:type="dxa"/>
               <w:left w:w="0" w:type="dxa"/>
@@ -6364,7 +6472,7 @@
           </w:tcPr>
           <w:p>
             <w:pPr>
-              <w:spacing w:line="375" w:lineRule="atLeast"/>
+              <w:spacing w:after="0" w:line="240" w:lineRule="auto"/>
               <w:rPr>
                 <w:rFonts w:ascii="Segoe UI" w:hAnsi="Segoe UI" w:cs="Segoe UI"/>
                 <w:sz w:val="23"/>
@@ -6395,7 +6503,7 @@
           </w:tcPr>
           <w:p>
             <w:pPr>
-              <w:spacing w:line="375" w:lineRule="atLeast"/>
+              <w:spacing w:after="0" w:line="240" w:lineRule="auto"/>
               <w:rPr>
                 <w:rFonts w:ascii="Segoe UI" w:hAnsi="Segoe UI" w:cs="Segoe UI"/>
                 <w:sz w:val="23"/>
@@ -6418,7 +6526,7 @@
       <w:pPr>
         <w:pStyle w:val="Heading4"/>
         <w:shd w:val="clear" w:color="auto" w:fill="FFFFFF"/>
-        <w:spacing w:before="240" w:beforeAutospacing="0" w:after="240" w:afterAutospacing="0" w:line="420" w:lineRule="atLeast"/>
+        <w:spacing w:before="240" w:beforeAutospacing="0" w:after="0" w:afterAutospacing="0"/>
         <w:rPr>
           <w:rFonts w:ascii="Segoe UI" w:hAnsi="Segoe UI" w:cs="Segoe UI"/>
           <w:color w:val="0F1115"/>
@@ -6429,7 +6537,6 @@
           <w:rFonts w:ascii="Segoe UI" w:hAnsi="Segoe UI" w:cs="Segoe UI"/>
           <w:color w:val="0F1115"/>
         </w:rPr>
-        <w:lastRenderedPageBreak/>
         <w:t>Allocation</w:t>
       </w:r>
     </w:p>
@@ -6437,7 +6544,7 @@
       <w:pPr>
         <w:pStyle w:val="ds-markdown-paragraph"/>
         <w:shd w:val="clear" w:color="auto" w:fill="FFFFFF"/>
-        <w:spacing w:before="240" w:beforeAutospacing="0" w:after="240" w:afterAutospacing="0"/>
+        <w:spacing w:before="240" w:beforeAutospacing="0" w:after="0" w:afterAutospacing="0"/>
         <w:rPr>
           <w:rFonts w:ascii="Segoe UI" w:hAnsi="Segoe UI" w:cs="Segoe UI"/>
           <w:color w:val="0F1115"/>
@@ -6453,7 +6560,7 @@
     </w:p>
     <w:tbl>
       <w:tblPr>
-        <w:tblW w:w="11280" w:type="dxa"/>
+        <w:tblW w:w="12393" w:type="dxa"/>
         <w:tblCellMar>
           <w:top w:w="15" w:type="dxa"/>
           <w:left w:w="15" w:type="dxa"/>
@@ -6463,7 +6570,7 @@
         <w:tblLook w:val="04A0" w:firstRow="1" w:lastRow="0" w:firstColumn="1" w:lastColumn="0" w:noHBand="0" w:noVBand="1"/>
       </w:tblPr>
       <w:tblGrid>
-        <w:gridCol w:w="2577"/>
+        <w:gridCol w:w="3690"/>
         <w:gridCol w:w="8703"/>
       </w:tblGrid>
       <w:tr>
@@ -6472,7 +6579,7 @@
         </w:trPr>
         <w:tc>
           <w:tcPr>
-            <w:tcW w:w="0" w:type="auto"/>
+            <w:tcW w:w="3690" w:type="dxa"/>
             <w:tcBorders>
               <w:top w:val="nil"/>
             </w:tcBorders>
@@ -6487,7 +6594,7 @@
           </w:tcPr>
           <w:p>
             <w:pPr>
-              <w:spacing w:line="375" w:lineRule="atLeast"/>
+              <w:spacing w:after="0" w:line="240" w:lineRule="auto"/>
               <w:rPr>
                 <w:rFonts w:ascii="Segoe UI" w:hAnsi="Segoe UI" w:cs="Segoe UI"/>
                 <w:sz w:val="23"/>
@@ -6521,7 +6628,7 @@
           </w:tcPr>
           <w:p>
             <w:pPr>
-              <w:spacing w:line="375" w:lineRule="atLeast"/>
+              <w:spacing w:after="0" w:line="240" w:lineRule="auto"/>
               <w:rPr>
                 <w:rFonts w:ascii="Segoe UI" w:hAnsi="Segoe UI" w:cs="Segoe UI"/>
                 <w:sz w:val="23"/>
@@ -6542,7 +6649,7 @@
       <w:tr>
         <w:tc>
           <w:tcPr>
-            <w:tcW w:w="0" w:type="auto"/>
+            <w:tcW w:w="3690" w:type="dxa"/>
             <w:tcMar>
               <w:top w:w="150" w:type="dxa"/>
               <w:left w:w="0" w:type="dxa"/>
@@ -6554,7 +6661,7 @@
           </w:tcPr>
           <w:p>
             <w:pPr>
-              <w:spacing w:line="375" w:lineRule="atLeast"/>
+              <w:spacing w:after="0" w:line="240" w:lineRule="auto"/>
               <w:rPr>
                 <w:rFonts w:ascii="Segoe UI" w:hAnsi="Segoe UI" w:cs="Segoe UI"/>
                 <w:sz w:val="23"/>
@@ -6585,7 +6692,7 @@
           </w:tcPr>
           <w:p>
             <w:pPr>
-              <w:spacing w:line="375" w:lineRule="atLeast"/>
+              <w:spacing w:after="0" w:line="240" w:lineRule="auto"/>
               <w:rPr>
                 <w:rFonts w:ascii="Segoe UI" w:hAnsi="Segoe UI" w:cs="Segoe UI"/>
                 <w:sz w:val="23"/>
@@ -6606,7 +6713,7 @@
       <w:tr>
         <w:tc>
           <w:tcPr>
-            <w:tcW w:w="0" w:type="auto"/>
+            <w:tcW w:w="3690" w:type="dxa"/>
             <w:tcMar>
               <w:top w:w="150" w:type="dxa"/>
               <w:left w:w="0" w:type="dxa"/>
@@ -6618,7 +6725,7 @@
           </w:tcPr>
           <w:p>
             <w:pPr>
-              <w:spacing w:line="375" w:lineRule="atLeast"/>
+              <w:spacing w:after="0" w:line="240" w:lineRule="auto"/>
               <w:rPr>
                 <w:rFonts w:ascii="Segoe UI" w:hAnsi="Segoe UI" w:cs="Segoe UI"/>
                 <w:sz w:val="23"/>
@@ -6649,7 +6756,7 @@
           </w:tcPr>
           <w:p>
             <w:pPr>
-              <w:spacing w:line="375" w:lineRule="atLeast"/>
+              <w:spacing w:after="0" w:line="240" w:lineRule="auto"/>
               <w:rPr>
                 <w:rFonts w:ascii="Segoe UI" w:hAnsi="Segoe UI" w:cs="Segoe UI"/>
                 <w:sz w:val="23"/>
@@ -6670,7 +6777,7 @@
       <w:tr>
         <w:tc>
           <w:tcPr>
-            <w:tcW w:w="0" w:type="auto"/>
+            <w:tcW w:w="3690" w:type="dxa"/>
             <w:tcMar>
               <w:top w:w="150" w:type="dxa"/>
               <w:left w:w="0" w:type="dxa"/>
@@ -6682,7 +6789,7 @@
           </w:tcPr>
           <w:p>
             <w:pPr>
-              <w:spacing w:line="375" w:lineRule="atLeast"/>
+              <w:spacing w:after="0" w:line="240" w:lineRule="auto"/>
               <w:rPr>
                 <w:rFonts w:ascii="Segoe UI" w:hAnsi="Segoe UI" w:cs="Segoe UI"/>
                 <w:sz w:val="23"/>
@@ -6713,7 +6820,7 @@
           </w:tcPr>
           <w:p>
             <w:pPr>
-              <w:spacing w:line="375" w:lineRule="atLeast"/>
+              <w:spacing w:after="0" w:line="240" w:lineRule="auto"/>
               <w:rPr>
                 <w:rFonts w:ascii="Segoe UI" w:hAnsi="Segoe UI" w:cs="Segoe UI"/>
                 <w:sz w:val="23"/>
@@ -6734,7 +6841,7 @@
       <w:tr>
         <w:tc>
           <w:tcPr>
-            <w:tcW w:w="0" w:type="auto"/>
+            <w:tcW w:w="3690" w:type="dxa"/>
             <w:tcMar>
               <w:top w:w="150" w:type="dxa"/>
               <w:left w:w="0" w:type="dxa"/>
@@ -6746,7 +6853,7 @@
           </w:tcPr>
           <w:p>
             <w:pPr>
-              <w:spacing w:line="375" w:lineRule="atLeast"/>
+              <w:spacing w:after="0" w:line="240" w:lineRule="auto"/>
               <w:rPr>
                 <w:rFonts w:ascii="Segoe UI" w:hAnsi="Segoe UI" w:cs="Segoe UI"/>
                 <w:sz w:val="23"/>
@@ -6777,7 +6884,7 @@
           </w:tcPr>
           <w:p>
             <w:pPr>
-              <w:spacing w:line="375" w:lineRule="atLeast"/>
+              <w:spacing w:after="0" w:line="240" w:lineRule="auto"/>
               <w:rPr>
                 <w:rFonts w:ascii="Segoe UI" w:hAnsi="Segoe UI" w:cs="Segoe UI"/>
                 <w:sz w:val="23"/>
@@ -6798,7 +6905,7 @@
       <w:tr>
         <w:tc>
           <w:tcPr>
-            <w:tcW w:w="0" w:type="auto"/>
+            <w:tcW w:w="3690" w:type="dxa"/>
             <w:tcMar>
               <w:top w:w="150" w:type="dxa"/>
               <w:left w:w="0" w:type="dxa"/>
@@ -6810,7 +6917,7 @@
           </w:tcPr>
           <w:p>
             <w:pPr>
-              <w:spacing w:line="375" w:lineRule="atLeast"/>
+              <w:spacing w:after="0" w:line="240" w:lineRule="auto"/>
               <w:rPr>
                 <w:rFonts w:ascii="Segoe UI" w:hAnsi="Segoe UI" w:cs="Segoe UI"/>
                 <w:sz w:val="23"/>
@@ -6841,7 +6948,7 @@
           </w:tcPr>
           <w:p>
             <w:pPr>
-              <w:spacing w:line="375" w:lineRule="atLeast"/>
+              <w:spacing w:after="0" w:line="240" w:lineRule="auto"/>
               <w:rPr>
                 <w:rFonts w:ascii="Segoe UI" w:hAnsi="Segoe UI" w:cs="Segoe UI"/>
                 <w:sz w:val="23"/>
@@ -6864,7 +6971,7 @@
       <w:pPr>
         <w:pStyle w:val="Heading4"/>
         <w:shd w:val="clear" w:color="auto" w:fill="FFFFFF"/>
-        <w:spacing w:before="240" w:beforeAutospacing="0" w:after="240" w:afterAutospacing="0" w:line="420" w:lineRule="atLeast"/>
+        <w:spacing w:before="240" w:beforeAutospacing="0" w:after="0" w:afterAutospacing="0"/>
         <w:rPr>
           <w:rFonts w:ascii="Segoe UI" w:hAnsi="Segoe UI" w:cs="Segoe UI"/>
           <w:color w:val="0F1115"/>
@@ -6882,7 +6989,7 @@
       <w:pPr>
         <w:pStyle w:val="ds-markdown-paragraph"/>
         <w:shd w:val="clear" w:color="auto" w:fill="FFFFFF"/>
-        <w:spacing w:before="240" w:beforeAutospacing="0" w:after="240" w:afterAutospacing="0"/>
+        <w:spacing w:before="240" w:beforeAutospacing="0" w:after="0" w:afterAutospacing="0"/>
         <w:rPr>
           <w:rFonts w:ascii="Segoe UI" w:hAnsi="Segoe UI" w:cs="Segoe UI"/>
           <w:color w:val="0F1115"/>
@@ -6898,7 +7005,7 @@
     </w:p>
     <w:tbl>
       <w:tblPr>
-        <w:tblW w:w="11280" w:type="dxa"/>
+        <w:tblW w:w="9900" w:type="dxa"/>
         <w:tblCellMar>
           <w:top w:w="15" w:type="dxa"/>
           <w:left w:w="15" w:type="dxa"/>
@@ -6908,7 +7015,7 @@
         <w:tblLook w:val="04A0" w:firstRow="1" w:lastRow="0" w:firstColumn="1" w:lastColumn="0" w:noHBand="0" w:noVBand="1"/>
       </w:tblPr>
       <w:tblGrid>
-        <w:gridCol w:w="5160"/>
+        <w:gridCol w:w="3780"/>
         <w:gridCol w:w="6120"/>
       </w:tblGrid>
       <w:tr>
@@ -6917,7 +7024,7 @@
         </w:trPr>
         <w:tc>
           <w:tcPr>
-            <w:tcW w:w="0" w:type="auto"/>
+            <w:tcW w:w="3780" w:type="dxa"/>
             <w:tcBorders>
               <w:top w:val="nil"/>
             </w:tcBorders>
@@ -6932,7 +7039,7 @@
           </w:tcPr>
           <w:p>
             <w:pPr>
-              <w:spacing w:line="375" w:lineRule="atLeast"/>
+              <w:spacing w:after="0" w:line="240" w:lineRule="auto"/>
               <w:rPr>
                 <w:rFonts w:ascii="Segoe UI" w:hAnsi="Segoe UI" w:cs="Segoe UI"/>
                 <w:sz w:val="23"/>
@@ -6966,7 +7073,7 @@
           </w:tcPr>
           <w:p>
             <w:pPr>
-              <w:spacing w:line="375" w:lineRule="atLeast"/>
+              <w:spacing w:after="0" w:line="240" w:lineRule="auto"/>
               <w:rPr>
                 <w:rFonts w:ascii="Segoe UI" w:hAnsi="Segoe UI" w:cs="Segoe UI"/>
                 <w:sz w:val="23"/>
@@ -6987,7 +7094,7 @@
       <w:tr>
         <w:tc>
           <w:tcPr>
-            <w:tcW w:w="0" w:type="auto"/>
+            <w:tcW w:w="3780" w:type="dxa"/>
             <w:tcMar>
               <w:top w:w="150" w:type="dxa"/>
               <w:left w:w="0" w:type="dxa"/>
@@ -6999,7 +7106,7 @@
           </w:tcPr>
           <w:p>
             <w:pPr>
-              <w:spacing w:line="375" w:lineRule="atLeast"/>
+              <w:spacing w:after="0" w:line="240" w:lineRule="auto"/>
               <w:rPr>
                 <w:rFonts w:ascii="Segoe UI" w:hAnsi="Segoe UI" w:cs="Segoe UI"/>
                 <w:sz w:val="23"/>
@@ -7030,7 +7137,7 @@
           </w:tcPr>
           <w:p>
             <w:pPr>
-              <w:spacing w:line="375" w:lineRule="atLeast"/>
+              <w:spacing w:after="0" w:line="240" w:lineRule="auto"/>
               <w:rPr>
                 <w:rFonts w:ascii="Segoe UI" w:hAnsi="Segoe UI" w:cs="Segoe UI"/>
                 <w:sz w:val="23"/>
@@ -7051,7 +7158,7 @@
       <w:tr>
         <w:tc>
           <w:tcPr>
-            <w:tcW w:w="0" w:type="auto"/>
+            <w:tcW w:w="3780" w:type="dxa"/>
             <w:tcMar>
               <w:top w:w="150" w:type="dxa"/>
               <w:left w:w="0" w:type="dxa"/>
@@ -7063,7 +7170,7 @@
           </w:tcPr>
           <w:p>
             <w:pPr>
-              <w:spacing w:line="375" w:lineRule="atLeast"/>
+              <w:spacing w:after="0" w:line="240" w:lineRule="auto"/>
               <w:rPr>
                 <w:rFonts w:ascii="Segoe UI" w:hAnsi="Segoe UI" w:cs="Segoe UI"/>
                 <w:sz w:val="23"/>
@@ -7094,7 +7201,7 @@
           </w:tcPr>
           <w:p>
             <w:pPr>
-              <w:spacing w:line="375" w:lineRule="atLeast"/>
+              <w:spacing w:after="0" w:line="240" w:lineRule="auto"/>
               <w:rPr>
                 <w:rFonts w:ascii="Segoe UI" w:hAnsi="Segoe UI" w:cs="Segoe UI"/>
                 <w:sz w:val="23"/>
@@ -7115,7 +7222,7 @@
       <w:tr>
         <w:tc>
           <w:tcPr>
-            <w:tcW w:w="0" w:type="auto"/>
+            <w:tcW w:w="3780" w:type="dxa"/>
             <w:tcMar>
               <w:top w:w="150" w:type="dxa"/>
               <w:left w:w="0" w:type="dxa"/>
@@ -7127,7 +7234,7 @@
           </w:tcPr>
           <w:p>
             <w:pPr>
-              <w:spacing w:line="375" w:lineRule="atLeast"/>
+              <w:spacing w:after="0" w:line="240" w:lineRule="auto"/>
               <w:rPr>
                 <w:rFonts w:ascii="Segoe UI" w:hAnsi="Segoe UI" w:cs="Segoe UI"/>
                 <w:sz w:val="23"/>
@@ -7158,7 +7265,7 @@
           </w:tcPr>
           <w:p>
             <w:pPr>
-              <w:spacing w:line="375" w:lineRule="atLeast"/>
+              <w:spacing w:after="0" w:line="240" w:lineRule="auto"/>
               <w:rPr>
                 <w:rFonts w:ascii="Segoe UI" w:hAnsi="Segoe UI" w:cs="Segoe UI"/>
                 <w:sz w:val="23"/>
@@ -7179,7 +7286,7 @@
       <w:tr>
         <w:tc>
           <w:tcPr>
-            <w:tcW w:w="0" w:type="auto"/>
+            <w:tcW w:w="3780" w:type="dxa"/>
             <w:tcMar>
               <w:top w:w="150" w:type="dxa"/>
               <w:left w:w="0" w:type="dxa"/>
@@ -7191,7 +7298,7 @@
           </w:tcPr>
           <w:p>
             <w:pPr>
-              <w:spacing w:line="375" w:lineRule="atLeast"/>
+              <w:spacing w:after="0" w:line="240" w:lineRule="auto"/>
               <w:rPr>
                 <w:rFonts w:ascii="Segoe UI" w:hAnsi="Segoe UI" w:cs="Segoe UI"/>
                 <w:sz w:val="23"/>
@@ -7222,7 +7329,7 @@
           </w:tcPr>
           <w:p>
             <w:pPr>
-              <w:spacing w:line="375" w:lineRule="atLeast"/>
+              <w:spacing w:after="0" w:line="240" w:lineRule="auto"/>
               <w:rPr>
                 <w:rFonts w:ascii="Segoe UI" w:hAnsi="Segoe UI" w:cs="Segoe UI"/>
                 <w:sz w:val="23"/>
@@ -7243,7 +7350,7 @@
       <w:tr>
         <w:tc>
           <w:tcPr>
-            <w:tcW w:w="0" w:type="auto"/>
+            <w:tcW w:w="3780" w:type="dxa"/>
             <w:tcMar>
               <w:top w:w="150" w:type="dxa"/>
               <w:left w:w="0" w:type="dxa"/>
@@ -7255,20 +7362,19 @@
           </w:tcPr>
           <w:p>
             <w:pPr>
-              <w:spacing w:line="375" w:lineRule="atLeast"/>
-              <w:rPr>
-                <w:rFonts w:ascii="Segoe UI" w:hAnsi="Segoe UI" w:cs="Segoe UI"/>
-                <w:sz w:val="23"/>
-                <w:szCs w:val="23"/>
-              </w:rPr>
-            </w:pPr>
-            <w:r>
-              <w:rPr>
-                <w:rFonts w:ascii="Segoe UI" w:hAnsi="Segoe UI" w:cs="Segoe UI"/>
-                <w:sz w:val="23"/>
-                <w:szCs w:val="23"/>
-              </w:rPr>
-              <w:lastRenderedPageBreak/>
+              <w:spacing w:after="0" w:line="240" w:lineRule="auto"/>
+              <w:rPr>
+                <w:rFonts w:ascii="Segoe UI" w:hAnsi="Segoe UI" w:cs="Segoe UI"/>
+                <w:sz w:val="23"/>
+                <w:szCs w:val="23"/>
+              </w:rPr>
+            </w:pPr>
+            <w:r>
+              <w:rPr>
+                <w:rFonts w:ascii="Segoe UI" w:hAnsi="Segoe UI" w:cs="Segoe UI"/>
+                <w:sz w:val="23"/>
+                <w:szCs w:val="23"/>
+              </w:rPr>
               <w:t>Monitoring results</w:t>
             </w:r>
           </w:p>
@@ -7287,7 +7393,7 @@
           </w:tcPr>
           <w:p>
             <w:pPr>
-              <w:spacing w:line="375" w:lineRule="atLeast"/>
+              <w:spacing w:after="0" w:line="240" w:lineRule="auto"/>
               <w:rPr>
                 <w:rFonts w:ascii="Segoe UI" w:hAnsi="Segoe UI" w:cs="Segoe UI"/>
                 <w:sz w:val="23"/>
@@ -7310,7 +7416,7 @@
       <w:pPr>
         <w:pStyle w:val="ds-markdown-paragraph"/>
         <w:shd w:val="clear" w:color="auto" w:fill="FFFFFF"/>
-        <w:spacing w:before="240" w:beforeAutospacing="0" w:after="240" w:afterAutospacing="0"/>
+        <w:spacing w:before="240" w:beforeAutospacing="0" w:after="0" w:afterAutospacing="0"/>
         <w:rPr>
           <w:rFonts w:ascii="Segoe UI" w:hAnsi="Segoe UI" w:cs="Segoe UI"/>
           <w:color w:val="0F1115"/>
@@ -7322,6 +7428,7 @@
           <w:rFonts w:ascii="Segoe UI" w:hAnsi="Segoe UI" w:cs="Segoe UI"/>
           <w:color w:val="0F1115"/>
         </w:rPr>
+        <w:lastRenderedPageBreak/>
         <w:t>Key insight:</w:t>
       </w:r>
       <w:r>
@@ -7336,7 +7443,7 @@
       <w:pPr>
         <w:pStyle w:val="Heading3"/>
         <w:shd w:val="clear" w:color="auto" w:fill="FFFFFF"/>
-        <w:spacing w:before="480" w:beforeAutospacing="0" w:after="240" w:afterAutospacing="0" w:line="450" w:lineRule="atLeast"/>
+        <w:spacing w:before="480" w:beforeAutospacing="0" w:after="0" w:afterAutospacing="0"/>
         <w:rPr>
           <w:rFonts w:ascii="Segoe UI" w:hAnsi="Segoe UI" w:cs="Segoe UI"/>
           <w:color w:val="0F1115"/>
@@ -7390,7 +7497,7 @@
           </w:tcPr>
           <w:p>
             <w:pPr>
-              <w:spacing w:line="375" w:lineRule="atLeast"/>
+              <w:spacing w:after="0" w:line="240" w:lineRule="auto"/>
               <w:rPr>
                 <w:rFonts w:ascii="Segoe UI" w:hAnsi="Segoe UI" w:cs="Segoe UI"/>
                 <w:sz w:val="23"/>
@@ -7424,7 +7531,7 @@
           </w:tcPr>
           <w:p>
             <w:pPr>
-              <w:spacing w:line="375" w:lineRule="atLeast"/>
+              <w:spacing w:after="0" w:line="240" w:lineRule="auto"/>
               <w:rPr>
                 <w:rFonts w:ascii="Segoe UI" w:hAnsi="Segoe UI" w:cs="Segoe UI"/>
                 <w:sz w:val="23"/>
@@ -7457,7 +7564,7 @@
           </w:tcPr>
           <w:p>
             <w:pPr>
-              <w:spacing w:line="375" w:lineRule="atLeast"/>
+              <w:spacing w:after="0" w:line="240" w:lineRule="auto"/>
               <w:rPr>
                 <w:rFonts w:ascii="Segoe UI" w:hAnsi="Segoe UI" w:cs="Segoe UI"/>
                 <w:sz w:val="23"/>
@@ -7488,7 +7595,7 @@
           </w:tcPr>
           <w:p>
             <w:pPr>
-              <w:spacing w:line="375" w:lineRule="atLeast"/>
+              <w:spacing w:after="0" w:line="240" w:lineRule="auto"/>
               <w:rPr>
                 <w:rFonts w:ascii="Segoe UI" w:hAnsi="Segoe UI" w:cs="Segoe UI"/>
                 <w:sz w:val="23"/>
@@ -7521,7 +7628,7 @@
           </w:tcPr>
           <w:p>
             <w:pPr>
-              <w:spacing w:line="375" w:lineRule="atLeast"/>
+              <w:spacing w:after="0" w:line="240" w:lineRule="auto"/>
               <w:rPr>
                 <w:rFonts w:ascii="Segoe UI" w:hAnsi="Segoe UI" w:cs="Segoe UI"/>
                 <w:sz w:val="23"/>
@@ -7552,7 +7659,7 @@
           </w:tcPr>
           <w:p>
             <w:pPr>
-              <w:spacing w:line="375" w:lineRule="atLeast"/>
+              <w:spacing w:after="0" w:line="240" w:lineRule="auto"/>
               <w:rPr>
                 <w:rFonts w:ascii="Segoe UI" w:hAnsi="Segoe UI" w:cs="Segoe UI"/>
                 <w:sz w:val="23"/>
@@ -7585,7 +7692,7 @@
           </w:tcPr>
           <w:p>
             <w:pPr>
-              <w:spacing w:line="375" w:lineRule="atLeast"/>
+              <w:spacing w:after="0" w:line="240" w:lineRule="auto"/>
               <w:rPr>
                 <w:rFonts w:ascii="Segoe UI" w:hAnsi="Segoe UI" w:cs="Segoe UI"/>
                 <w:sz w:val="23"/>
@@ -7616,7 +7723,7 @@
           </w:tcPr>
           <w:p>
             <w:pPr>
-              <w:spacing w:line="375" w:lineRule="atLeast"/>
+              <w:spacing w:after="0" w:line="240" w:lineRule="auto"/>
               <w:rPr>
                 <w:rFonts w:ascii="Segoe UI" w:hAnsi="Segoe UI" w:cs="Segoe UI"/>
                 <w:sz w:val="23"/>
@@ -7649,7 +7756,7 @@
           </w:tcPr>
           <w:p>
             <w:pPr>
-              <w:spacing w:line="375" w:lineRule="atLeast"/>
+              <w:spacing w:after="0" w:line="240" w:lineRule="auto"/>
               <w:rPr>
                 <w:rFonts w:ascii="Segoe UI" w:hAnsi="Segoe UI" w:cs="Segoe UI"/>
                 <w:sz w:val="23"/>
@@ -7680,7 +7787,7 @@
           </w:tcPr>
           <w:p>
             <w:pPr>
-              <w:spacing w:line="375" w:lineRule="atLeast"/>
+              <w:spacing w:after="0" w:line="240" w:lineRule="auto"/>
               <w:rPr>
                 <w:rFonts w:ascii="Segoe UI" w:hAnsi="Segoe UI" w:cs="Segoe UI"/>
                 <w:sz w:val="23"/>
@@ -7701,7 +7808,17 @@
     </w:tbl>
     <w:p>
       <w:pPr>
-        <w:spacing w:before="480" w:after="480"/>
+        <w:spacing w:before="480" w:after="0" w:line="240" w:lineRule="auto"/>
+      </w:pPr>
+    </w:p>
+    <w:p>
+      <w:r>
+        <w:br w:type="page"/>
+      </w:r>
+    </w:p>
+    <w:p>
+      <w:pPr>
+        <w:spacing w:before="480" w:after="0" w:line="240" w:lineRule="auto"/>
         <w:rPr>
           <w:rFonts w:ascii="Times New Roman" w:hAnsi="Times New Roman" w:cs="Times New Roman"/>
           <w:sz w:val="24"/>
@@ -7709,8 +7826,9 @@
         </w:rPr>
       </w:pPr>
       <w:r>
+        <w:lastRenderedPageBreak/>
         <w:pict>
-          <v:rect id="_x0000_i1028" style="width:0;height:.75pt" o:hralign="center" o:hrstd="t" o:hr="t" fillcolor="#a0a0a0" stroked="f"/>
+          <v:rect id="_x0000_i1029" style="width:0;height:.75pt" o:hralign="center" o:hrstd="t" o:hr="t" fillcolor="#a0a0a0" stroked="f"/>
         </w:pict>
       </w:r>
     </w:p>
@@ -7718,7 +7836,7 @@
       <w:pPr>
         <w:pStyle w:val="Heading2"/>
         <w:shd w:val="clear" w:color="auto" w:fill="FFFFFF"/>
-        <w:spacing w:before="480" w:beforeAutospacing="0" w:after="240" w:afterAutospacing="0" w:line="480" w:lineRule="atLeast"/>
+        <w:spacing w:before="480" w:beforeAutospacing="0" w:after="0" w:afterAutospacing="0"/>
         <w:rPr>
           <w:rFonts w:ascii="Segoe UI" w:hAnsi="Segoe UI" w:cs="Segoe UI"/>
           <w:color w:val="0F1115"/>
@@ -7772,7 +7890,7 @@
           </w:tcPr>
           <w:p>
             <w:pPr>
-              <w:spacing w:line="375" w:lineRule="atLeast"/>
+              <w:spacing w:after="0" w:line="240" w:lineRule="auto"/>
               <w:rPr>
                 <w:rFonts w:ascii="Segoe UI" w:hAnsi="Segoe UI" w:cs="Segoe UI"/>
                 <w:sz w:val="23"/>
@@ -7806,7 +7924,7 @@
           </w:tcPr>
           <w:p>
             <w:pPr>
-              <w:spacing w:line="375" w:lineRule="atLeast"/>
+              <w:spacing w:after="0" w:line="240" w:lineRule="auto"/>
               <w:rPr>
                 <w:rFonts w:ascii="Segoe UI" w:hAnsi="Segoe UI" w:cs="Segoe UI"/>
                 <w:sz w:val="23"/>
@@ -7839,7 +7957,7 @@
           </w:tcPr>
           <w:p>
             <w:pPr>
-              <w:spacing w:line="375" w:lineRule="atLeast"/>
+              <w:spacing w:after="0" w:line="240" w:lineRule="auto"/>
               <w:rPr>
                 <w:rFonts w:ascii="Segoe UI" w:hAnsi="Segoe UI" w:cs="Segoe UI"/>
                 <w:sz w:val="23"/>
@@ -7870,7 +7988,7 @@
           </w:tcPr>
           <w:p>
             <w:pPr>
-              <w:spacing w:line="375" w:lineRule="atLeast"/>
+              <w:spacing w:after="0" w:line="240" w:lineRule="auto"/>
               <w:rPr>
                 <w:rFonts w:ascii="Segoe UI" w:hAnsi="Segoe UI" w:cs="Segoe UI"/>
                 <w:sz w:val="23"/>
@@ -7903,7 +8021,7 @@
           </w:tcPr>
           <w:p>
             <w:pPr>
-              <w:spacing w:line="375" w:lineRule="atLeast"/>
+              <w:spacing w:after="0" w:line="240" w:lineRule="auto"/>
               <w:rPr>
                 <w:rFonts w:ascii="Segoe UI" w:hAnsi="Segoe UI" w:cs="Segoe UI"/>
                 <w:sz w:val="23"/>
@@ -7934,7 +8052,7 @@
           </w:tcPr>
           <w:p>
             <w:pPr>
-              <w:spacing w:line="375" w:lineRule="atLeast"/>
+              <w:spacing w:after="0" w:line="240" w:lineRule="auto"/>
               <w:rPr>
                 <w:rFonts w:ascii="Segoe UI" w:hAnsi="Segoe UI" w:cs="Segoe UI"/>
                 <w:sz w:val="23"/>
@@ -7967,20 +8085,19 @@
           </w:tcPr>
           <w:p>
             <w:pPr>
-              <w:spacing w:line="375" w:lineRule="atLeast"/>
-              <w:rPr>
-                <w:rFonts w:ascii="Segoe UI" w:hAnsi="Segoe UI" w:cs="Segoe UI"/>
-                <w:sz w:val="23"/>
-                <w:szCs w:val="23"/>
-              </w:rPr>
-            </w:pPr>
-            <w:r>
-              <w:rPr>
-                <w:rFonts w:ascii="Segoe UI" w:hAnsi="Segoe UI" w:cs="Segoe UI"/>
-                <w:sz w:val="23"/>
-                <w:szCs w:val="23"/>
-              </w:rPr>
-              <w:lastRenderedPageBreak/>
+              <w:spacing w:after="0" w:line="240" w:lineRule="auto"/>
+              <w:rPr>
+                <w:rFonts w:ascii="Segoe UI" w:hAnsi="Segoe UI" w:cs="Segoe UI"/>
+                <w:sz w:val="23"/>
+                <w:szCs w:val="23"/>
+              </w:rPr>
+            </w:pPr>
+            <w:r>
+              <w:rPr>
+                <w:rFonts w:ascii="Segoe UI" w:hAnsi="Segoe UI" w:cs="Segoe UI"/>
+                <w:sz w:val="23"/>
+                <w:szCs w:val="23"/>
+              </w:rPr>
               <w:t>Grooming</w:t>
             </w:r>
           </w:p>
@@ -7999,7 +8116,7 @@
           </w:tcPr>
           <w:p>
             <w:pPr>
-              <w:spacing w:line="375" w:lineRule="atLeast"/>
+              <w:spacing w:after="0" w:line="240" w:lineRule="auto"/>
               <w:rPr>
                 <w:rFonts w:ascii="Segoe UI" w:hAnsi="Segoe UI" w:cs="Segoe UI"/>
                 <w:sz w:val="23"/>
@@ -8032,7 +8149,7 @@
           </w:tcPr>
           <w:p>
             <w:pPr>
-              <w:spacing w:line="375" w:lineRule="atLeast"/>
+              <w:spacing w:after="0" w:line="240" w:lineRule="auto"/>
               <w:rPr>
                 <w:rFonts w:ascii="Segoe UI" w:hAnsi="Segoe UI" w:cs="Segoe UI"/>
                 <w:sz w:val="23"/>
@@ -8063,7 +8180,7 @@
           </w:tcPr>
           <w:p>
             <w:pPr>
-              <w:spacing w:line="375" w:lineRule="atLeast"/>
+              <w:spacing w:after="0" w:line="240" w:lineRule="auto"/>
               <w:rPr>
                 <w:rFonts w:ascii="Segoe UI" w:hAnsi="Segoe UI" w:cs="Segoe UI"/>
                 <w:sz w:val="23"/>
@@ -8096,7 +8213,7 @@
           </w:tcPr>
           <w:p>
             <w:pPr>
-              <w:spacing w:line="375" w:lineRule="atLeast"/>
+              <w:spacing w:after="0" w:line="240" w:lineRule="auto"/>
               <w:rPr>
                 <w:rFonts w:ascii="Segoe UI" w:hAnsi="Segoe UI" w:cs="Segoe UI"/>
                 <w:sz w:val="23"/>
@@ -8127,7 +8244,7 @@
           </w:tcPr>
           <w:p>
             <w:pPr>
-              <w:spacing w:line="375" w:lineRule="atLeast"/>
+              <w:spacing w:after="0" w:line="240" w:lineRule="auto"/>
               <w:rPr>
                 <w:rFonts w:ascii="Segoe UI" w:hAnsi="Segoe UI" w:cs="Segoe UI"/>
                 <w:sz w:val="23"/>
@@ -8160,7 +8277,7 @@
           </w:tcPr>
           <w:p>
             <w:pPr>
-              <w:spacing w:line="375" w:lineRule="atLeast"/>
+              <w:spacing w:after="0" w:line="240" w:lineRule="auto"/>
               <w:rPr>
                 <w:rFonts w:ascii="Segoe UI" w:hAnsi="Segoe UI" w:cs="Segoe UI"/>
                 <w:sz w:val="23"/>
@@ -8191,7 +8308,7 @@
           </w:tcPr>
           <w:p>
             <w:pPr>
-              <w:spacing w:line="375" w:lineRule="atLeast"/>
+              <w:spacing w:after="0" w:line="240" w:lineRule="auto"/>
               <w:rPr>
                 <w:rFonts w:ascii="Segoe UI" w:hAnsi="Segoe UI" w:cs="Segoe UI"/>
                 <w:sz w:val="23"/>
@@ -8224,7 +8341,7 @@
           </w:tcPr>
           <w:p>
             <w:pPr>
-              <w:spacing w:line="375" w:lineRule="atLeast"/>
+              <w:spacing w:after="0" w:line="240" w:lineRule="auto"/>
               <w:rPr>
                 <w:rFonts w:ascii="Segoe UI" w:hAnsi="Segoe UI" w:cs="Segoe UI"/>
                 <w:sz w:val="23"/>
@@ -8255,7 +8372,7 @@
           </w:tcPr>
           <w:p>
             <w:pPr>
-              <w:spacing w:line="375" w:lineRule="atLeast"/>
+              <w:spacing w:after="0" w:line="240" w:lineRule="auto"/>
               <w:rPr>
                 <w:rFonts w:ascii="Segoe UI" w:hAnsi="Segoe UI" w:cs="Segoe UI"/>
                 <w:sz w:val="23"/>
@@ -8288,7 +8405,7 @@
           </w:tcPr>
           <w:p>
             <w:pPr>
-              <w:spacing w:line="375" w:lineRule="atLeast"/>
+              <w:spacing w:after="0" w:line="240" w:lineRule="auto"/>
               <w:rPr>
                 <w:rFonts w:ascii="Segoe UI" w:hAnsi="Segoe UI" w:cs="Segoe UI"/>
                 <w:sz w:val="23"/>
@@ -8319,7 +8436,7 @@
           </w:tcPr>
           <w:p>
             <w:pPr>
-              <w:spacing w:line="375" w:lineRule="atLeast"/>
+              <w:spacing w:after="0" w:line="240" w:lineRule="auto"/>
               <w:rPr>
                 <w:rFonts w:ascii="Segoe UI" w:hAnsi="Segoe UI" w:cs="Segoe UI"/>
                 <w:sz w:val="23"/>
@@ -8352,7 +8469,7 @@
           </w:tcPr>
           <w:p>
             <w:pPr>
-              <w:spacing w:line="375" w:lineRule="atLeast"/>
+              <w:spacing w:after="0" w:line="240" w:lineRule="auto"/>
               <w:rPr>
                 <w:rFonts w:ascii="Segoe UI" w:hAnsi="Segoe UI" w:cs="Segoe UI"/>
                 <w:sz w:val="23"/>
@@ -8383,7 +8500,7 @@
           </w:tcPr>
           <w:p>
             <w:pPr>
-              <w:spacing w:line="375" w:lineRule="atLeast"/>
+              <w:spacing w:after="0" w:line="240" w:lineRule="auto"/>
               <w:rPr>
                 <w:rFonts w:ascii="Segoe UI" w:hAnsi="Segoe UI" w:cs="Segoe UI"/>
                 <w:sz w:val="23"/>
@@ -8416,7 +8533,7 @@
           </w:tcPr>
           <w:p>
             <w:pPr>
-              <w:spacing w:line="375" w:lineRule="atLeast"/>
+              <w:spacing w:after="0" w:line="240" w:lineRule="auto"/>
               <w:rPr>
                 <w:rFonts w:ascii="Segoe UI" w:hAnsi="Segoe UI" w:cs="Segoe UI"/>
                 <w:sz w:val="23"/>
@@ -8447,7 +8564,7 @@
           </w:tcPr>
           <w:p>
             <w:pPr>
-              <w:spacing w:line="375" w:lineRule="atLeast"/>
+              <w:spacing w:after="0" w:line="240" w:lineRule="auto"/>
               <w:rPr>
                 <w:rFonts w:ascii="Segoe UI" w:hAnsi="Segoe UI" w:cs="Segoe UI"/>
                 <w:sz w:val="23"/>
@@ -8480,7 +8597,7 @@
           </w:tcPr>
           <w:p>
             <w:pPr>
-              <w:spacing w:line="375" w:lineRule="atLeast"/>
+              <w:spacing w:after="0" w:line="240" w:lineRule="auto"/>
               <w:rPr>
                 <w:rFonts w:ascii="Segoe UI" w:hAnsi="Segoe UI" w:cs="Segoe UI"/>
                 <w:sz w:val="23"/>
@@ -8511,7 +8628,7 @@
           </w:tcPr>
           <w:p>
             <w:pPr>
-              <w:spacing w:line="375" w:lineRule="atLeast"/>
+              <w:spacing w:after="0" w:line="240" w:lineRule="auto"/>
               <w:rPr>
                 <w:rFonts w:ascii="Segoe UI" w:hAnsi="Segoe UI" w:cs="Segoe UI"/>
                 <w:sz w:val="23"/>
@@ -8544,7 +8661,7 @@
           </w:tcPr>
           <w:p>
             <w:pPr>
-              <w:spacing w:line="375" w:lineRule="atLeast"/>
+              <w:spacing w:after="0" w:line="240" w:lineRule="auto"/>
               <w:rPr>
                 <w:rFonts w:ascii="Segoe UI" w:hAnsi="Segoe UI" w:cs="Segoe UI"/>
                 <w:sz w:val="23"/>
@@ -8575,7 +8692,7 @@
           </w:tcPr>
           <w:p>
             <w:pPr>
-              <w:spacing w:line="375" w:lineRule="atLeast"/>
+              <w:spacing w:after="0" w:line="240" w:lineRule="auto"/>
               <w:rPr>
                 <w:rFonts w:ascii="Segoe UI" w:hAnsi="Segoe UI" w:cs="Segoe UI"/>
                 <w:sz w:val="23"/>
@@ -8608,7 +8725,7 @@
           </w:tcPr>
           <w:p>
             <w:pPr>
-              <w:spacing w:line="375" w:lineRule="atLeast"/>
+              <w:spacing w:after="0" w:line="240" w:lineRule="auto"/>
               <w:rPr>
                 <w:rFonts w:ascii="Segoe UI" w:hAnsi="Segoe UI" w:cs="Segoe UI"/>
                 <w:sz w:val="23"/>
@@ -8639,7 +8756,7 @@
           </w:tcPr>
           <w:p>
             <w:pPr>
-              <w:spacing w:line="375" w:lineRule="atLeast"/>
+              <w:spacing w:after="0" w:line="240" w:lineRule="auto"/>
               <w:rPr>
                 <w:rFonts w:ascii="Segoe UI" w:hAnsi="Segoe UI" w:cs="Segoe UI"/>
                 <w:sz w:val="23"/>
@@ -8660,7 +8777,17 @@
     </w:tbl>
     <w:p>
       <w:pPr>
-        <w:spacing w:before="480" w:after="480"/>
+        <w:spacing w:before="480" w:after="0" w:line="240" w:lineRule="auto"/>
+      </w:pPr>
+    </w:p>
+    <w:p>
+      <w:r>
+        <w:br w:type="page"/>
+      </w:r>
+    </w:p>
+    <w:p>
+      <w:pPr>
+        <w:spacing w:before="480" w:after="0" w:line="240" w:lineRule="auto"/>
         <w:rPr>
           <w:rFonts w:ascii="Times New Roman" w:hAnsi="Times New Roman" w:cs="Times New Roman"/>
           <w:sz w:val="24"/>
@@ -8668,8 +8795,9 @@
         </w:rPr>
       </w:pPr>
       <w:r>
+        <w:lastRenderedPageBreak/>
         <w:pict>
-          <v:rect id="_x0000_i1029" style="width:0;height:.75pt" o:hralign="center" o:hrstd="t" o:hr="t" fillcolor="#a0a0a0" stroked="f"/>
+          <v:rect id="_x0000_i1030" style="width:0;height:.75pt" o:hralign="center" o:hrstd="t" o:hr="t" fillcolor="#a0a0a0" stroked="f"/>
         </w:pict>
       </w:r>
     </w:p>
@@ -8677,7 +8805,7 @@
       <w:pPr>
         <w:pStyle w:val="Heading2"/>
         <w:shd w:val="clear" w:color="auto" w:fill="FFFFFF"/>
-        <w:spacing w:before="480" w:beforeAutospacing="0" w:after="240" w:afterAutospacing="0" w:line="480" w:lineRule="atLeast"/>
+        <w:spacing w:before="480" w:beforeAutospacing="0" w:after="0" w:afterAutospacing="0"/>
         <w:rPr>
           <w:rFonts w:ascii="Segoe UI" w:hAnsi="Segoe UI" w:cs="Segoe UI"/>
           <w:color w:val="0F1115"/>
@@ -8697,26 +8825,9 @@
     </w:p>
     <w:p>
       <w:pPr>
-        <w:rPr>
-          <w:rFonts w:ascii="Times New Roman" w:hAnsi="Times New Roman" w:cs="Times New Roman"/>
-          <w:sz w:val="24"/>
-          <w:szCs w:val="24"/>
-        </w:rPr>
-      </w:pPr>
-      <w:r>
-        <w:rPr>
-          <w:rFonts w:ascii="Segoe UI" w:hAnsi="Segoe UI" w:cs="Segoe UI"/>
-          <w:color w:val="0F1115"/>
-        </w:rPr>
-        <w:lastRenderedPageBreak/>
-        <w:br/>
-      </w:r>
-    </w:p>
-    <w:p>
-      <w:pPr>
         <w:pStyle w:val="ds-markdown-paragraph"/>
         <w:shd w:val="clear" w:color="auto" w:fill="FFFFFF"/>
-        <w:spacing w:before="240" w:beforeAutospacing="0" w:after="240" w:afterAutospacing="0"/>
+        <w:spacing w:before="240" w:beforeAutospacing="0" w:after="0" w:afterAutospacing="0"/>
         <w:rPr>
           <w:rFonts w:ascii="Segoe UI" w:hAnsi="Segoe UI" w:cs="Segoe UI"/>
           <w:color w:val="0F1115"/>
@@ -8740,23 +8851,9 @@
     </w:p>
     <w:p>
       <w:pPr>
-        <w:rPr>
-          <w:rFonts w:ascii="Times New Roman" w:hAnsi="Times New Roman" w:cs="Times New Roman"/>
-        </w:rPr>
-      </w:pPr>
-      <w:r>
-        <w:rPr>
-          <w:rFonts w:ascii="Segoe UI" w:hAnsi="Segoe UI" w:cs="Segoe UI"/>
-          <w:color w:val="0F1115"/>
-        </w:rPr>
-        <w:br/>
-      </w:r>
-    </w:p>
-    <w:p>
-      <w:pPr>
         <w:pStyle w:val="ds-markdown-paragraph"/>
         <w:shd w:val="clear" w:color="auto" w:fill="FFFFFF"/>
-        <w:spacing w:before="240" w:beforeAutospacing="0" w:after="240" w:afterAutospacing="0"/>
+        <w:spacing w:before="240" w:beforeAutospacing="0" w:after="0" w:afterAutospacing="0"/>
         <w:rPr>
           <w:rFonts w:ascii="Segoe UI" w:hAnsi="Segoe UI" w:cs="Segoe UI"/>
           <w:color w:val="0F1115"/>
@@ -8780,23 +8877,9 @@
     </w:p>
     <w:p>
       <w:pPr>
-        <w:rPr>
-          <w:rFonts w:ascii="Times New Roman" w:hAnsi="Times New Roman" w:cs="Times New Roman"/>
-        </w:rPr>
-      </w:pPr>
-      <w:r>
-        <w:rPr>
-          <w:rFonts w:ascii="Segoe UI" w:hAnsi="Segoe UI" w:cs="Segoe UI"/>
-          <w:color w:val="0F1115"/>
-        </w:rPr>
-        <w:br/>
-      </w:r>
-    </w:p>
-    <w:p>
-      <w:pPr>
         <w:pStyle w:val="ds-markdown-paragraph"/>
         <w:shd w:val="clear" w:color="auto" w:fill="FFFFFF"/>
-        <w:spacing w:before="240" w:beforeAutospacing="0" w:after="240" w:afterAutospacing="0"/>
+        <w:spacing w:before="240" w:beforeAutospacing="0" w:after="0" w:afterAutospacing="0"/>
         <w:rPr>
           <w:rFonts w:ascii="Segoe UI" w:hAnsi="Segoe UI" w:cs="Segoe UI"/>
           <w:color w:val="0F1115"/>
@@ -8820,23 +8903,9 @@
     </w:p>
     <w:p>
       <w:pPr>
-        <w:rPr>
-          <w:rFonts w:ascii="Times New Roman" w:hAnsi="Times New Roman" w:cs="Times New Roman"/>
-        </w:rPr>
-      </w:pPr>
-      <w:r>
-        <w:rPr>
-          <w:rFonts w:ascii="Segoe UI" w:hAnsi="Segoe UI" w:cs="Segoe UI"/>
-          <w:color w:val="0F1115"/>
-        </w:rPr>
-        <w:br/>
-      </w:r>
-    </w:p>
-    <w:p>
-      <w:pPr>
         <w:pStyle w:val="ds-markdown-paragraph"/>
         <w:shd w:val="clear" w:color="auto" w:fill="FFFFFF"/>
-        <w:spacing w:before="240" w:beforeAutospacing="0" w:after="240" w:afterAutospacing="0"/>
+        <w:spacing w:before="240" w:beforeAutospacing="0" w:after="0" w:afterAutospacing="0"/>
         <w:rPr>
           <w:rFonts w:ascii="Segoe UI" w:hAnsi="Segoe UI" w:cs="Segoe UI"/>
           <w:color w:val="0F1115"/>
@@ -8860,23 +8929,9 @@
     </w:p>
     <w:p>
       <w:pPr>
-        <w:rPr>
-          <w:rFonts w:ascii="Times New Roman" w:hAnsi="Times New Roman" w:cs="Times New Roman"/>
-        </w:rPr>
-      </w:pPr>
-      <w:r>
-        <w:rPr>
-          <w:rFonts w:ascii="Segoe UI" w:hAnsi="Segoe UI" w:cs="Segoe UI"/>
-          <w:color w:val="0F1115"/>
-        </w:rPr>
-        <w:br/>
-      </w:r>
-    </w:p>
-    <w:p>
-      <w:pPr>
         <w:pStyle w:val="ds-markdown-paragraph"/>
         <w:shd w:val="clear" w:color="auto" w:fill="FFFFFF"/>
-        <w:spacing w:before="240" w:beforeAutospacing="0" w:after="240" w:afterAutospacing="0"/>
+        <w:spacing w:before="240" w:beforeAutospacing="0" w:after="0" w:afterAutospacing="0"/>
         <w:rPr>
           <w:rFonts w:ascii="Segoe UI" w:hAnsi="Segoe UI" w:cs="Segoe UI"/>
           <w:color w:val="0F1115"/>
@@ -8900,23 +8955,9 @@
     </w:p>
     <w:p>
       <w:pPr>
-        <w:rPr>
-          <w:rFonts w:ascii="Times New Roman" w:hAnsi="Times New Roman" w:cs="Times New Roman"/>
-        </w:rPr>
-      </w:pPr>
-      <w:r>
-        <w:rPr>
-          <w:rFonts w:ascii="Segoe UI" w:hAnsi="Segoe UI" w:cs="Segoe UI"/>
-          <w:color w:val="0F1115"/>
-        </w:rPr>
-        <w:br/>
-      </w:r>
-    </w:p>
-    <w:p>
-      <w:pPr>
         <w:pStyle w:val="ds-markdown-paragraph"/>
         <w:shd w:val="clear" w:color="auto" w:fill="FFFFFF"/>
-        <w:spacing w:before="240" w:beforeAutospacing="0" w:after="240" w:afterAutospacing="0"/>
+        <w:spacing w:before="240" w:beforeAutospacing="0" w:after="0" w:afterAutospacing="0"/>
         <w:rPr>
           <w:rFonts w:ascii="Segoe UI" w:hAnsi="Segoe UI" w:cs="Segoe UI"/>
           <w:color w:val="0F1115"/>
